--- a/SPATIOTEMPORAL DYNAMICS AND CLIMATIC DRIVERS OF EXTREME PRECIPITATION EVENTS IN GHANA(NEW 3).docx
+++ b/SPATIOTEMPORAL DYNAMICS AND CLIMATIC DRIVERS OF EXTREME PRECIPITATION EVENTS IN GHANA(NEW 3).docx
@@ -515,31 +515,15 @@
           <w:color w:val="auto"/>
           <w:szCs w:val="24"/>
         </w:rPr>
-        <w:t xml:space="preserve"> (</w:t>
-      </w:r>
-      <w:r>
-        <w:rPr>
-          <w:rFonts w:cs="Times New Roman"/>
-          <w:color w:val="auto"/>
-          <w:szCs w:val="24"/>
-        </w:rPr>
-        <w:t xml:space="preserve">Student) </w:t>
-      </w:r>
-      <w:r>
-        <w:rPr>
-          <w:rFonts w:cs="Times New Roman"/>
-          <w:color w:val="auto"/>
-          <w:szCs w:val="24"/>
-        </w:rPr>
-        <w:t xml:space="preserve"> </w:t>
-      </w:r>
-      <w:r>
-        <w:rPr>
-          <w:rFonts w:cs="Times New Roman"/>
-          <w:color w:val="auto"/>
-          <w:szCs w:val="24"/>
-        </w:rPr>
-        <w:t xml:space="preserve">                        </w:t>
+        <w:t xml:space="preserve"> (Student) </w:t>
+      </w:r>
+      <w:r>
+        <w:rPr>
+          <w:rFonts w:cs="Times New Roman"/>
+          <w:color w:val="auto"/>
+          <w:szCs w:val="24"/>
+        </w:rPr>
+        <w:t xml:space="preserve">                         </w:t>
       </w:r>
     </w:p>
     <w:p>
@@ -574,15 +558,7 @@
           <w:color w:val="auto"/>
           <w:szCs w:val="24"/>
         </w:rPr>
-        <w:t xml:space="preserve">          </w:t>
-      </w:r>
-      <w:r>
-        <w:rPr>
-          <w:rFonts w:cs="Times New Roman"/>
-          <w:color w:val="auto"/>
-          <w:szCs w:val="24"/>
-        </w:rPr>
-        <w:t>Date</w:t>
+        <w:t xml:space="preserve">          Date</w:t>
       </w:r>
       <w:r>
         <w:rPr>
@@ -937,7 +913,7 @@
         <w:pStyle w:val="Heading1"/>
         <w:spacing w:line="480" w:lineRule="auto"/>
       </w:pPr>
-      <w:bookmarkStart w:id="0" w:name="_Toc209113018"/>
+      <w:bookmarkStart w:id="0" w:name="_Toc209133666"/>
       <w:r>
         <w:lastRenderedPageBreak/>
         <w:t>DEDICATION</w:t>
@@ -1152,7 +1128,7 @@
         <w:pStyle w:val="Heading1"/>
         <w:spacing w:line="480" w:lineRule="auto"/>
       </w:pPr>
-      <w:bookmarkStart w:id="1" w:name="_Toc209113019"/>
+      <w:bookmarkStart w:id="1" w:name="_Toc209133667"/>
       <w:r>
         <w:lastRenderedPageBreak/>
         <w:t>ACKNOWLEDGEMENT</w:t>
@@ -1397,7 +1373,7 @@
         <w:pStyle w:val="Heading1"/>
         <w:spacing w:line="480" w:lineRule="auto"/>
       </w:pPr>
-      <w:bookmarkStart w:id="2" w:name="_Toc209113020"/>
+      <w:bookmarkStart w:id="2" w:name="_Toc209133668"/>
       <w:r>
         <w:lastRenderedPageBreak/>
         <w:t>ABS</w:t>
@@ -1545,6 +1521,14 @@
     <w:bookmarkStart w:id="3" w:name="_Toc207384280" w:displacedByCustomXml="next"/>
     <w:sdt>
       <w:sdtPr>
+        <w:rPr>
+          <w:rFonts w:ascii="Times New Roman" w:eastAsiaTheme="minorHAnsi" w:hAnsi="Times New Roman" w:cstheme="minorBidi"/>
+          <w:color w:val="000000" w:themeColor="text1"/>
+          <w:kern w:val="2"/>
+          <w:sz w:val="24"/>
+          <w:szCs w:val="22"/>
+          <w14:ligatures w14:val="standardContextual"/>
+        </w:rPr>
         <w:id w:val="-358892758"/>
         <w:docPartObj>
           <w:docPartGallery w:val="Table of Contents"/>
@@ -1553,15 +1537,9 @@
       </w:sdtPr>
       <w:sdtEndPr>
         <w:rPr>
-          <w:rFonts w:ascii="Times New Roman" w:eastAsiaTheme="minorHAnsi" w:hAnsi="Times New Roman" w:cstheme="minorBidi"/>
           <w:b/>
           <w:bCs/>
           <w:noProof/>
-          <w:color w:val="000000" w:themeColor="text1"/>
-          <w:kern w:val="2"/>
-          <w:sz w:val="24"/>
-          <w:szCs w:val="22"/>
-          <w14:ligatures w14:val="standardContextual"/>
         </w:rPr>
       </w:sdtEndPr>
       <w:sdtContent>
@@ -1596,7 +1574,7 @@
           <w:r>
             <w:fldChar w:fldCharType="separate"/>
           </w:r>
-          <w:hyperlink w:anchor="_Toc209113018" w:history="1">
+          <w:hyperlink w:anchor="_Toc209133666" w:history="1">
             <w:r>
               <w:rPr>
                 <w:rStyle w:val="Hyperlink"/>
@@ -1623,7 +1601,7 @@
                 <w:noProof/>
                 <w:webHidden/>
               </w:rPr>
-              <w:instrText xml:space="preserve"> PAGEREF _Toc209113018 \h </w:instrText>
+              <w:instrText xml:space="preserve"> PAGEREF _Toc209133666 \h </w:instrText>
             </w:r>
             <w:r>
               <w:rPr>
@@ -1667,7 +1645,7 @@
               <w:szCs w:val="24"/>
             </w:rPr>
           </w:pPr>
-          <w:hyperlink w:anchor="_Toc209113019" w:history="1">
+          <w:hyperlink w:anchor="_Toc209133667" w:history="1">
             <w:r>
               <w:rPr>
                 <w:rStyle w:val="Hyperlink"/>
@@ -1694,7 +1672,7 @@
                 <w:noProof/>
                 <w:webHidden/>
               </w:rPr>
-              <w:instrText xml:space="preserve"> PAGEREF _Toc209113019 \h </w:instrText>
+              <w:instrText xml:space="preserve"> PAGEREF _Toc209133667 \h </w:instrText>
             </w:r>
             <w:r>
               <w:rPr>
@@ -1738,7 +1716,7 @@
               <w:szCs w:val="24"/>
             </w:rPr>
           </w:pPr>
-          <w:hyperlink w:anchor="_Toc209113020" w:history="1">
+          <w:hyperlink w:anchor="_Toc209133668" w:history="1">
             <w:r>
               <w:rPr>
                 <w:rStyle w:val="Hyperlink"/>
@@ -1765,7 +1743,7 @@
                 <w:noProof/>
                 <w:webHidden/>
               </w:rPr>
-              <w:instrText xml:space="preserve"> PAGEREF _Toc209113020 \h </w:instrText>
+              <w:instrText xml:space="preserve"> PAGEREF _Toc209133668 \h </w:instrText>
             </w:r>
             <w:r>
               <w:rPr>
@@ -1809,7 +1787,7 @@
               <w:szCs w:val="24"/>
             </w:rPr>
           </w:pPr>
-          <w:hyperlink w:anchor="_Toc209113021" w:history="1">
+          <w:hyperlink w:anchor="_Toc209133669" w:history="1">
             <w:r>
               <w:rPr>
                 <w:rStyle w:val="Hyperlink"/>
@@ -1836,7 +1814,7 @@
                 <w:noProof/>
                 <w:webHidden/>
               </w:rPr>
-              <w:instrText xml:space="preserve"> PAGEREF _Toc209113021 \h </w:instrText>
+              <w:instrText xml:space="preserve"> PAGEREF _Toc209133669 \h </w:instrText>
             </w:r>
             <w:r>
               <w:rPr>
@@ -1880,7 +1858,7 @@
               <w:szCs w:val="24"/>
             </w:rPr>
           </w:pPr>
-          <w:hyperlink w:anchor="_Toc209113022" w:history="1">
+          <w:hyperlink w:anchor="_Toc209133670" w:history="1">
             <w:r>
               <w:rPr>
                 <w:rStyle w:val="Hyperlink"/>
@@ -1907,7 +1885,7 @@
                 <w:noProof/>
                 <w:webHidden/>
               </w:rPr>
-              <w:instrText xml:space="preserve"> PAGEREF _Toc209113022 \h </w:instrText>
+              <w:instrText xml:space="preserve"> PAGEREF _Toc209133670 \h </w:instrText>
             </w:r>
             <w:r>
               <w:rPr>
@@ -1951,7 +1929,7 @@
               <w:szCs w:val="24"/>
             </w:rPr>
           </w:pPr>
-          <w:hyperlink w:anchor="_Toc209113023" w:history="1">
+          <w:hyperlink w:anchor="_Toc209133671" w:history="1">
             <w:r>
               <w:rPr>
                 <w:rStyle w:val="Hyperlink"/>
@@ -1979,7 +1957,7 @@
                 <w:noProof/>
                 <w:webHidden/>
               </w:rPr>
-              <w:instrText xml:space="preserve"> PAGEREF _Toc209113023 \h </w:instrText>
+              <w:instrText xml:space="preserve"> PAGEREF _Toc209133671 \h </w:instrText>
             </w:r>
             <w:r>
               <w:rPr>
@@ -2023,7 +2001,7 @@
               <w:szCs w:val="24"/>
             </w:rPr>
           </w:pPr>
-          <w:hyperlink w:anchor="_Toc209113024" w:history="1">
+          <w:hyperlink w:anchor="_Toc209133672" w:history="1">
             <w:r>
               <w:rPr>
                 <w:rStyle w:val="Hyperlink"/>
@@ -2050,7 +2028,7 @@
                 <w:noProof/>
                 <w:webHidden/>
               </w:rPr>
-              <w:instrText xml:space="preserve"> PAGEREF _Toc209113024 \h </w:instrText>
+              <w:instrText xml:space="preserve"> PAGEREF _Toc209133672 \h </w:instrText>
             </w:r>
             <w:r>
               <w:rPr>
@@ -2094,7 +2072,7 @@
               <w:szCs w:val="24"/>
             </w:rPr>
           </w:pPr>
-          <w:hyperlink w:anchor="_Toc209113025" w:history="1">
+          <w:hyperlink w:anchor="_Toc209133673" w:history="1">
             <w:r>
               <w:rPr>
                 <w:rStyle w:val="Hyperlink"/>
@@ -2121,7 +2099,7 @@
                 <w:noProof/>
                 <w:webHidden/>
               </w:rPr>
-              <w:instrText xml:space="preserve"> PAGEREF _Toc209113025 \h </w:instrText>
+              <w:instrText xml:space="preserve"> PAGEREF _Toc209133673 \h </w:instrText>
             </w:r>
             <w:r>
               <w:rPr>
@@ -2165,7 +2143,7 @@
               <w:szCs w:val="24"/>
             </w:rPr>
           </w:pPr>
-          <w:hyperlink w:anchor="_Toc209113026" w:history="1">
+          <w:hyperlink w:anchor="_Toc209133674" w:history="1">
             <w:r>
               <w:rPr>
                 <w:rStyle w:val="Hyperlink"/>
@@ -2192,7 +2170,7 @@
                 <w:noProof/>
                 <w:webHidden/>
               </w:rPr>
-              <w:instrText xml:space="preserve"> PAGEREF _Toc209113026 \h </w:instrText>
+              <w:instrText xml:space="preserve"> PAGEREF _Toc209133674 \h </w:instrText>
             </w:r>
             <w:r>
               <w:rPr>
@@ -2236,7 +2214,7 @@
               <w:szCs w:val="24"/>
             </w:rPr>
           </w:pPr>
-          <w:hyperlink w:anchor="_Toc209113027" w:history="1">
+          <w:hyperlink w:anchor="_Toc209133675" w:history="1">
             <w:r>
               <w:rPr>
                 <w:rStyle w:val="Hyperlink"/>
@@ -2263,7 +2241,7 @@
                 <w:noProof/>
                 <w:webHidden/>
               </w:rPr>
-              <w:instrText xml:space="preserve"> PAGEREF _Toc209113027 \h </w:instrText>
+              <w:instrText xml:space="preserve"> PAGEREF _Toc209133675 \h </w:instrText>
             </w:r>
             <w:r>
               <w:rPr>
@@ -2307,7 +2285,7 @@
               <w:szCs w:val="24"/>
             </w:rPr>
           </w:pPr>
-          <w:hyperlink w:anchor="_Toc209113028" w:history="1">
+          <w:hyperlink w:anchor="_Toc209133676" w:history="1">
             <w:r>
               <w:rPr>
                 <w:rStyle w:val="Hyperlink"/>
@@ -2335,7 +2313,7 @@
                 <w:noProof/>
                 <w:webHidden/>
               </w:rPr>
-              <w:instrText xml:space="preserve"> PAGEREF _Toc209113028 \h </w:instrText>
+              <w:instrText xml:space="preserve"> PAGEREF _Toc209133676 \h </w:instrText>
             </w:r>
             <w:r>
               <w:rPr>
@@ -2379,7 +2357,7 @@
               <w:szCs w:val="24"/>
             </w:rPr>
           </w:pPr>
-          <w:hyperlink w:anchor="_Toc209113029" w:history="1">
+          <w:hyperlink w:anchor="_Toc209133677" w:history="1">
             <w:r>
               <w:rPr>
                 <w:rStyle w:val="Hyperlink"/>
@@ -2407,7 +2385,7 @@
                 <w:noProof/>
                 <w:webHidden/>
               </w:rPr>
-              <w:instrText xml:space="preserve"> PAGEREF _Toc209113029 \h </w:instrText>
+              <w:instrText xml:space="preserve"> PAGEREF _Toc209133677 \h </w:instrText>
             </w:r>
             <w:r>
               <w:rPr>
@@ -2451,7 +2429,7 @@
               <w:szCs w:val="24"/>
             </w:rPr>
           </w:pPr>
-          <w:hyperlink w:anchor="_Toc209113030" w:history="1">
+          <w:hyperlink w:anchor="_Toc209133678" w:history="1">
             <w:r>
               <w:rPr>
                 <w:rStyle w:val="Hyperlink"/>
@@ -2479,7 +2457,7 @@
                 <w:noProof/>
                 <w:webHidden/>
               </w:rPr>
-              <w:instrText xml:space="preserve"> PAGEREF _Toc209113030 \h </w:instrText>
+              <w:instrText xml:space="preserve"> PAGEREF _Toc209133678 \h </w:instrText>
             </w:r>
             <w:r>
               <w:rPr>
@@ -2523,7 +2501,7 @@
               <w:szCs w:val="24"/>
             </w:rPr>
           </w:pPr>
-          <w:hyperlink w:anchor="_Toc209113031" w:history="1">
+          <w:hyperlink w:anchor="_Toc209133679" w:history="1">
             <w:r>
               <w:rPr>
                 <w:rStyle w:val="Hyperlink"/>
@@ -2551,7 +2529,7 @@
                 <w:noProof/>
                 <w:webHidden/>
               </w:rPr>
-              <w:instrText xml:space="preserve"> PAGEREF _Toc209113031 \h </w:instrText>
+              <w:instrText xml:space="preserve"> PAGEREF _Toc209133679 \h </w:instrText>
             </w:r>
             <w:r>
               <w:rPr>
@@ -2595,7 +2573,7 @@
               <w:szCs w:val="24"/>
             </w:rPr>
           </w:pPr>
-          <w:hyperlink w:anchor="_Toc209113032" w:history="1">
+          <w:hyperlink w:anchor="_Toc209133680" w:history="1">
             <w:r>
               <w:rPr>
                 <w:rStyle w:val="Hyperlink"/>
@@ -2623,7 +2601,7 @@
                 <w:noProof/>
                 <w:webHidden/>
               </w:rPr>
-              <w:instrText xml:space="preserve"> PAGEREF _Toc209113032 \h </w:instrText>
+              <w:instrText xml:space="preserve"> PAGEREF _Toc209133680 \h </w:instrText>
             </w:r>
             <w:r>
               <w:rPr>
@@ -2667,7 +2645,7 @@
               <w:szCs w:val="24"/>
             </w:rPr>
           </w:pPr>
-          <w:hyperlink w:anchor="_Toc209113033" w:history="1">
+          <w:hyperlink w:anchor="_Toc209133681" w:history="1">
             <w:r>
               <w:rPr>
                 <w:rStyle w:val="Hyperlink"/>
@@ -2695,7 +2673,7 @@
                 <w:noProof/>
                 <w:webHidden/>
               </w:rPr>
-              <w:instrText xml:space="preserve"> PAGEREF _Toc209113033 \h </w:instrText>
+              <w:instrText xml:space="preserve"> PAGEREF _Toc209133681 \h </w:instrText>
             </w:r>
             <w:r>
               <w:rPr>
@@ -2739,7 +2717,7 @@
               <w:szCs w:val="24"/>
             </w:rPr>
           </w:pPr>
-          <w:hyperlink w:anchor="_Toc209113034" w:history="1">
+          <w:hyperlink w:anchor="_Toc209133682" w:history="1">
             <w:r>
               <w:rPr>
                 <w:rStyle w:val="Hyperlink"/>
@@ -2766,7 +2744,7 @@
                 <w:noProof/>
                 <w:webHidden/>
               </w:rPr>
-              <w:instrText xml:space="preserve"> PAGEREF _Toc209113034 \h </w:instrText>
+              <w:instrText xml:space="preserve"> PAGEREF _Toc209133682 \h </w:instrText>
             </w:r>
             <w:r>
               <w:rPr>
@@ -2810,7 +2788,7 @@
               <w:szCs w:val="24"/>
             </w:rPr>
           </w:pPr>
-          <w:hyperlink w:anchor="_Toc209113035" w:history="1">
+          <w:hyperlink w:anchor="_Toc209133683" w:history="1">
             <w:r>
               <w:rPr>
                 <w:rStyle w:val="Hyperlink"/>
@@ -2838,7 +2816,7 @@
                 <w:noProof/>
                 <w:webHidden/>
               </w:rPr>
-              <w:instrText xml:space="preserve"> PAGEREF _Toc209113035 \h </w:instrText>
+              <w:instrText xml:space="preserve"> PAGEREF _Toc209133683 \h </w:instrText>
             </w:r>
             <w:r>
               <w:rPr>
@@ -2882,7 +2860,7 @@
               <w:szCs w:val="24"/>
             </w:rPr>
           </w:pPr>
-          <w:hyperlink w:anchor="_Toc209113036" w:history="1">
+          <w:hyperlink w:anchor="_Toc209133684" w:history="1">
             <w:r>
               <w:rPr>
                 <w:rStyle w:val="Hyperlink"/>
@@ -2909,7 +2887,7 @@
                 <w:noProof/>
                 <w:webHidden/>
               </w:rPr>
-              <w:instrText xml:space="preserve"> PAGEREF _Toc209113036 \h </w:instrText>
+              <w:instrText xml:space="preserve"> PAGEREF _Toc209133684 \h </w:instrText>
             </w:r>
             <w:r>
               <w:rPr>
@@ -2953,7 +2931,7 @@
               <w:szCs w:val="24"/>
             </w:rPr>
           </w:pPr>
-          <w:hyperlink w:anchor="_Toc209113037" w:history="1">
+          <w:hyperlink w:anchor="_Toc209133685" w:history="1">
             <w:r>
               <w:rPr>
                 <w:rStyle w:val="Hyperlink"/>
@@ -2980,7 +2958,7 @@
                 <w:noProof/>
                 <w:webHidden/>
               </w:rPr>
-              <w:instrText xml:space="preserve"> PAGEREF _Toc209113037 \h </w:instrText>
+              <w:instrText xml:space="preserve"> PAGEREF _Toc209133685 \h </w:instrText>
             </w:r>
             <w:r>
               <w:rPr>
@@ -3024,7 +3002,7 @@
               <w:szCs w:val="24"/>
             </w:rPr>
           </w:pPr>
-          <w:hyperlink w:anchor="_Toc209113038" w:history="1">
+          <w:hyperlink w:anchor="_Toc209133686" w:history="1">
             <w:r>
               <w:rPr>
                 <w:rStyle w:val="Hyperlink"/>
@@ -3051,7 +3029,7 @@
                 <w:noProof/>
                 <w:webHidden/>
               </w:rPr>
-              <w:instrText xml:space="preserve"> PAGEREF _Toc209113038 \h </w:instrText>
+              <w:instrText xml:space="preserve"> PAGEREF _Toc209133686 \h </w:instrText>
             </w:r>
             <w:r>
               <w:rPr>
@@ -3095,7 +3073,7 @@
               <w:szCs w:val="24"/>
             </w:rPr>
           </w:pPr>
-          <w:hyperlink w:anchor="_Toc209113039" w:history="1">
+          <w:hyperlink w:anchor="_Toc209133687" w:history="1">
             <w:r>
               <w:rPr>
                 <w:rStyle w:val="Hyperlink"/>
@@ -3122,7 +3100,7 @@
                 <w:noProof/>
                 <w:webHidden/>
               </w:rPr>
-              <w:instrText xml:space="preserve"> PAGEREF _Toc209113039 \h </w:instrText>
+              <w:instrText xml:space="preserve"> PAGEREF _Toc209133687 \h </w:instrText>
             </w:r>
             <w:r>
               <w:rPr>
@@ -3166,7 +3144,7 @@
               <w:szCs w:val="24"/>
             </w:rPr>
           </w:pPr>
-          <w:hyperlink w:anchor="_Toc209113040" w:history="1">
+          <w:hyperlink w:anchor="_Toc209133688" w:history="1">
             <w:r>
               <w:rPr>
                 <w:rStyle w:val="Hyperlink"/>
@@ -3194,7 +3172,7 @@
                 <w:noProof/>
                 <w:webHidden/>
               </w:rPr>
-              <w:instrText xml:space="preserve"> PAGEREF _Toc209113040 \h </w:instrText>
+              <w:instrText xml:space="preserve"> PAGEREF _Toc209133688 \h </w:instrText>
             </w:r>
             <w:r>
               <w:rPr>
@@ -3238,7 +3216,7 @@
               <w:szCs w:val="24"/>
             </w:rPr>
           </w:pPr>
-          <w:hyperlink w:anchor="_Toc209113041" w:history="1">
+          <w:hyperlink w:anchor="_Toc209133689" w:history="1">
             <w:r>
               <w:rPr>
                 <w:rStyle w:val="Hyperlink"/>
@@ -3265,7 +3243,7 @@
                 <w:noProof/>
                 <w:webHidden/>
               </w:rPr>
-              <w:instrText xml:space="preserve"> PAGEREF _Toc209113041 \h </w:instrText>
+              <w:instrText xml:space="preserve"> PAGEREF _Toc209133689 \h </w:instrText>
             </w:r>
             <w:r>
               <w:rPr>
@@ -3309,7 +3287,7 @@
               <w:szCs w:val="24"/>
             </w:rPr>
           </w:pPr>
-          <w:hyperlink w:anchor="_Toc209113042" w:history="1">
+          <w:hyperlink w:anchor="_Toc209133690" w:history="1">
             <w:r>
               <w:rPr>
                 <w:rStyle w:val="Hyperlink"/>
@@ -3337,7 +3315,7 @@
                 <w:noProof/>
                 <w:webHidden/>
               </w:rPr>
-              <w:instrText xml:space="preserve"> PAGEREF _Toc209113042 \h </w:instrText>
+              <w:instrText xml:space="preserve"> PAGEREF _Toc209133690 \h </w:instrText>
             </w:r>
             <w:r>
               <w:rPr>
@@ -3381,7 +3359,7 @@
               <w:szCs w:val="24"/>
             </w:rPr>
           </w:pPr>
-          <w:hyperlink w:anchor="_Toc209113043" w:history="1">
+          <w:hyperlink w:anchor="_Toc209133691" w:history="1">
             <w:r>
               <w:rPr>
                 <w:rStyle w:val="Hyperlink"/>
@@ -3408,7 +3386,7 @@
                 <w:noProof/>
                 <w:webHidden/>
               </w:rPr>
-              <w:instrText xml:space="preserve"> PAGEREF _Toc209113043 \h </w:instrText>
+              <w:instrText xml:space="preserve"> PAGEREF _Toc209133691 \h </w:instrText>
             </w:r>
             <w:r>
               <w:rPr>
@@ -3452,7 +3430,7 @@
               <w:szCs w:val="24"/>
             </w:rPr>
           </w:pPr>
-          <w:hyperlink w:anchor="_Toc209113044" w:history="1">
+          <w:hyperlink w:anchor="_Toc209133692" w:history="1">
             <w:r>
               <w:rPr>
                 <w:rStyle w:val="Hyperlink"/>
@@ -3479,7 +3457,7 @@
                 <w:noProof/>
                 <w:webHidden/>
               </w:rPr>
-              <w:instrText xml:space="preserve"> PAGEREF _Toc209113044 \h </w:instrText>
+              <w:instrText xml:space="preserve"> PAGEREF _Toc209133692 \h </w:instrText>
             </w:r>
             <w:r>
               <w:rPr>
@@ -3523,7 +3501,7 @@
               <w:szCs w:val="24"/>
             </w:rPr>
           </w:pPr>
-          <w:hyperlink w:anchor="_Toc209113045" w:history="1">
+          <w:hyperlink w:anchor="_Toc209133693" w:history="1">
             <w:r>
               <w:rPr>
                 <w:rStyle w:val="Hyperlink"/>
@@ -3550,7 +3528,7 @@
                 <w:noProof/>
                 <w:webHidden/>
               </w:rPr>
-              <w:instrText xml:space="preserve"> PAGEREF _Toc209113045 \h </w:instrText>
+              <w:instrText xml:space="preserve"> PAGEREF _Toc209133693 \h </w:instrText>
             </w:r>
             <w:r>
               <w:rPr>
@@ -3594,7 +3572,7 @@
               <w:szCs w:val="24"/>
             </w:rPr>
           </w:pPr>
-          <w:hyperlink w:anchor="_Toc209113046" w:history="1">
+          <w:hyperlink w:anchor="_Toc209133694" w:history="1">
             <w:r>
               <w:rPr>
                 <w:rStyle w:val="Hyperlink"/>
@@ -3622,7 +3600,7 @@
                 <w:noProof/>
                 <w:webHidden/>
               </w:rPr>
-              <w:instrText xml:space="preserve"> PAGEREF _Toc209113046 \h </w:instrText>
+              <w:instrText xml:space="preserve"> PAGEREF _Toc209133694 \h </w:instrText>
             </w:r>
             <w:r>
               <w:rPr>
@@ -3666,7 +3644,7 @@
               <w:szCs w:val="24"/>
             </w:rPr>
           </w:pPr>
-          <w:hyperlink w:anchor="_Toc209113047" w:history="1">
+          <w:hyperlink w:anchor="_Toc209133695" w:history="1">
             <w:r>
               <w:rPr>
                 <w:rStyle w:val="Hyperlink"/>
@@ -3693,7 +3671,7 @@
                 <w:noProof/>
                 <w:webHidden/>
               </w:rPr>
-              <w:instrText xml:space="preserve"> PAGEREF _Toc209113047 \h </w:instrText>
+              <w:instrText xml:space="preserve"> PAGEREF _Toc209133695 \h </w:instrText>
             </w:r>
             <w:r>
               <w:rPr>
@@ -3737,7 +3715,7 @@
               <w:szCs w:val="24"/>
             </w:rPr>
           </w:pPr>
-          <w:hyperlink w:anchor="_Toc209113048" w:history="1">
+          <w:hyperlink w:anchor="_Toc209133696" w:history="1">
             <w:r>
               <w:rPr>
                 <w:rStyle w:val="Hyperlink"/>
@@ -3764,7 +3742,7 @@
                 <w:noProof/>
                 <w:webHidden/>
               </w:rPr>
-              <w:instrText xml:space="preserve"> PAGEREF _Toc209113048 \h </w:instrText>
+              <w:instrText xml:space="preserve"> PAGEREF _Toc209133696 \h </w:instrText>
             </w:r>
             <w:r>
               <w:rPr>
@@ -3808,7 +3786,7 @@
               <w:szCs w:val="24"/>
             </w:rPr>
           </w:pPr>
-          <w:hyperlink w:anchor="_Toc209113049" w:history="1">
+          <w:hyperlink w:anchor="_Toc209133697" w:history="1">
             <w:r>
               <w:rPr>
                 <w:rStyle w:val="Hyperlink"/>
@@ -3835,7 +3813,7 @@
                 <w:noProof/>
                 <w:webHidden/>
               </w:rPr>
-              <w:instrText xml:space="preserve"> PAGEREF _Toc209113049 \h </w:instrText>
+              <w:instrText xml:space="preserve"> PAGEREF _Toc209133697 \h </w:instrText>
             </w:r>
             <w:r>
               <w:rPr>
@@ -3879,7 +3857,7 @@
               <w:szCs w:val="24"/>
             </w:rPr>
           </w:pPr>
-          <w:hyperlink w:anchor="_Toc209113050" w:history="1">
+          <w:hyperlink w:anchor="_Toc209133698" w:history="1">
             <w:r>
               <w:rPr>
                 <w:rStyle w:val="Hyperlink"/>
@@ -3907,7 +3885,7 @@
                 <w:noProof/>
                 <w:webHidden/>
               </w:rPr>
-              <w:instrText xml:space="preserve"> PAGEREF _Toc209113050 \h </w:instrText>
+              <w:instrText xml:space="preserve"> PAGEREF _Toc209133698 \h </w:instrText>
             </w:r>
             <w:r>
               <w:rPr>
@@ -3951,7 +3929,7 @@
               <w:szCs w:val="24"/>
             </w:rPr>
           </w:pPr>
-          <w:hyperlink w:anchor="_Toc209113051" w:history="1">
+          <w:hyperlink w:anchor="_Toc209133699" w:history="1">
             <w:r>
               <w:rPr>
                 <w:rStyle w:val="Hyperlink"/>
@@ -3979,7 +3957,7 @@
                 <w:noProof/>
                 <w:webHidden/>
               </w:rPr>
-              <w:instrText xml:space="preserve"> PAGEREF _Toc209113051 \h </w:instrText>
+              <w:instrText xml:space="preserve"> PAGEREF _Toc209133699 \h </w:instrText>
             </w:r>
             <w:r>
               <w:rPr>
@@ -4023,7 +4001,7 @@
               <w:szCs w:val="24"/>
             </w:rPr>
           </w:pPr>
-          <w:hyperlink w:anchor="_Toc209113052" w:history="1">
+          <w:hyperlink w:anchor="_Toc209133700" w:history="1">
             <w:r>
               <w:rPr>
                 <w:rStyle w:val="Hyperlink"/>
@@ -4051,7 +4029,7 @@
                 <w:noProof/>
                 <w:webHidden/>
               </w:rPr>
-              <w:instrText xml:space="preserve"> PAGEREF _Toc209113052 \h </w:instrText>
+              <w:instrText xml:space="preserve"> PAGEREF _Toc209133700 \h </w:instrText>
             </w:r>
             <w:r>
               <w:rPr>
@@ -4095,7 +4073,7 @@
               <w:szCs w:val="24"/>
             </w:rPr>
           </w:pPr>
-          <w:hyperlink w:anchor="_Toc209113053" w:history="1">
+          <w:hyperlink w:anchor="_Toc209133701" w:history="1">
             <w:r>
               <w:rPr>
                 <w:rStyle w:val="Hyperlink"/>
@@ -4122,7 +4100,7 @@
                 <w:noProof/>
                 <w:webHidden/>
               </w:rPr>
-              <w:instrText xml:space="preserve"> PAGEREF _Toc209113053 \h </w:instrText>
+              <w:instrText xml:space="preserve"> PAGEREF _Toc209133701 \h </w:instrText>
             </w:r>
             <w:r>
               <w:rPr>
@@ -4166,7 +4144,7 @@
               <w:szCs w:val="24"/>
             </w:rPr>
           </w:pPr>
-          <w:hyperlink w:anchor="_Toc209113054" w:history="1">
+          <w:hyperlink w:anchor="_Toc209133702" w:history="1">
             <w:r>
               <w:rPr>
                 <w:rStyle w:val="Hyperlink"/>
@@ -4194,7 +4172,7 @@
                 <w:noProof/>
                 <w:webHidden/>
               </w:rPr>
-              <w:instrText xml:space="preserve"> PAGEREF _Toc209113054 \h </w:instrText>
+              <w:instrText xml:space="preserve"> PAGEREF _Toc209133702 \h </w:instrText>
             </w:r>
             <w:r>
               <w:rPr>
@@ -4238,7 +4216,7 @@
               <w:szCs w:val="24"/>
             </w:rPr>
           </w:pPr>
-          <w:hyperlink w:anchor="_Toc209113055" w:history="1">
+          <w:hyperlink w:anchor="_Toc209133703" w:history="1">
             <w:r>
               <w:rPr>
                 <w:rStyle w:val="Hyperlink"/>
@@ -4265,7 +4243,7 @@
                 <w:noProof/>
                 <w:webHidden/>
               </w:rPr>
-              <w:instrText xml:space="preserve"> PAGEREF _Toc209113055 \h </w:instrText>
+              <w:instrText xml:space="preserve"> PAGEREF _Toc209133703 \h </w:instrText>
             </w:r>
             <w:r>
               <w:rPr>
@@ -4309,7 +4287,7 @@
               <w:szCs w:val="24"/>
             </w:rPr>
           </w:pPr>
-          <w:hyperlink w:anchor="_Toc209113056" w:history="1">
+          <w:hyperlink w:anchor="_Toc209133704" w:history="1">
             <w:r>
               <w:rPr>
                 <w:rStyle w:val="Hyperlink"/>
@@ -4336,7 +4314,7 @@
                 <w:noProof/>
                 <w:webHidden/>
               </w:rPr>
-              <w:instrText xml:space="preserve"> PAGEREF _Toc209113056 \h </w:instrText>
+              <w:instrText xml:space="preserve"> PAGEREF _Toc209133704 \h </w:instrText>
             </w:r>
             <w:r>
               <w:rPr>
@@ -4380,7 +4358,7 @@
               <w:szCs w:val="24"/>
             </w:rPr>
           </w:pPr>
-          <w:hyperlink w:anchor="_Toc209113057" w:history="1">
+          <w:hyperlink w:anchor="_Toc209133705" w:history="1">
             <w:r>
               <w:rPr>
                 <w:rStyle w:val="Hyperlink"/>
@@ -4407,7 +4385,7 @@
                 <w:noProof/>
                 <w:webHidden/>
               </w:rPr>
-              <w:instrText xml:space="preserve"> PAGEREF _Toc209113057 \h </w:instrText>
+              <w:instrText xml:space="preserve"> PAGEREF _Toc209133705 \h </w:instrText>
             </w:r>
             <w:r>
               <w:rPr>
@@ -4451,7 +4429,7 @@
               <w:szCs w:val="24"/>
             </w:rPr>
           </w:pPr>
-          <w:hyperlink w:anchor="_Toc209113058" w:history="1">
+          <w:hyperlink w:anchor="_Toc209133706" w:history="1">
             <w:r>
               <w:rPr>
                 <w:rStyle w:val="Hyperlink"/>
@@ -4478,7 +4456,7 @@
                 <w:noProof/>
                 <w:webHidden/>
               </w:rPr>
-              <w:instrText xml:space="preserve"> PAGEREF _Toc209113058 \h </w:instrText>
+              <w:instrText xml:space="preserve"> PAGEREF _Toc209133706 \h </w:instrText>
             </w:r>
             <w:r>
               <w:rPr>
@@ -4522,7 +4500,7 @@
               <w:szCs w:val="24"/>
             </w:rPr>
           </w:pPr>
-          <w:hyperlink w:anchor="_Toc209113059" w:history="1">
+          <w:hyperlink w:anchor="_Toc209133707" w:history="1">
             <w:r>
               <w:rPr>
                 <w:rStyle w:val="Hyperlink"/>
@@ -4550,7 +4528,7 @@
                 <w:noProof/>
                 <w:webHidden/>
               </w:rPr>
-              <w:instrText xml:space="preserve"> PAGEREF _Toc209113059 \h </w:instrText>
+              <w:instrText xml:space="preserve"> PAGEREF _Toc209133707 \h </w:instrText>
             </w:r>
             <w:r>
               <w:rPr>
@@ -4594,7 +4572,7 @@
               <w:szCs w:val="24"/>
             </w:rPr>
           </w:pPr>
-          <w:hyperlink w:anchor="_Toc209113060" w:history="1">
+          <w:hyperlink w:anchor="_Toc209133708" w:history="1">
             <w:r>
               <w:rPr>
                 <w:rStyle w:val="Hyperlink"/>
@@ -4621,7 +4599,7 @@
                 <w:noProof/>
                 <w:webHidden/>
               </w:rPr>
-              <w:instrText xml:space="preserve"> PAGEREF _Toc209113060 \h </w:instrText>
+              <w:instrText xml:space="preserve"> PAGEREF _Toc209133708 \h </w:instrText>
             </w:r>
             <w:r>
               <w:rPr>
@@ -4665,7 +4643,7 @@
               <w:szCs w:val="24"/>
             </w:rPr>
           </w:pPr>
-          <w:hyperlink w:anchor="_Toc209113061" w:history="1">
+          <w:hyperlink w:anchor="_Toc209133709" w:history="1">
             <w:r>
               <w:rPr>
                 <w:rStyle w:val="Hyperlink"/>
@@ -4692,7 +4670,7 @@
                 <w:noProof/>
                 <w:webHidden/>
               </w:rPr>
-              <w:instrText xml:space="preserve"> PAGEREF _Toc209113061 \h </w:instrText>
+              <w:instrText xml:space="preserve"> PAGEREF _Toc209133709 \h </w:instrText>
             </w:r>
             <w:r>
               <w:rPr>
@@ -4736,7 +4714,7 @@
               <w:szCs w:val="24"/>
             </w:rPr>
           </w:pPr>
-          <w:hyperlink w:anchor="_Toc209113062" w:history="1">
+          <w:hyperlink w:anchor="_Toc209133710" w:history="1">
             <w:r>
               <w:rPr>
                 <w:rStyle w:val="Hyperlink"/>
@@ -4763,7 +4741,7 @@
                 <w:noProof/>
                 <w:webHidden/>
               </w:rPr>
-              <w:instrText xml:space="preserve"> PAGEREF _Toc209113062 \h </w:instrText>
+              <w:instrText xml:space="preserve"> PAGEREF _Toc209133710 \h </w:instrText>
             </w:r>
             <w:r>
               <w:rPr>
@@ -4807,7 +4785,7 @@
               <w:szCs w:val="24"/>
             </w:rPr>
           </w:pPr>
-          <w:hyperlink w:anchor="_Toc209113063" w:history="1">
+          <w:hyperlink w:anchor="_Toc209133711" w:history="1">
             <w:r>
               <w:rPr>
                 <w:rStyle w:val="Hyperlink"/>
@@ -4834,7 +4812,7 @@
                 <w:noProof/>
                 <w:webHidden/>
               </w:rPr>
-              <w:instrText xml:space="preserve"> PAGEREF _Toc209113063 \h </w:instrText>
+              <w:instrText xml:space="preserve"> PAGEREF _Toc209133711 \h </w:instrText>
             </w:r>
             <w:r>
               <w:rPr>
@@ -4878,7 +4856,7 @@
               <w:szCs w:val="24"/>
             </w:rPr>
           </w:pPr>
-          <w:hyperlink w:anchor="_Toc209113064" w:history="1">
+          <w:hyperlink w:anchor="_Toc209133712" w:history="1">
             <w:r>
               <w:rPr>
                 <w:rStyle w:val="Hyperlink"/>
@@ -4906,7 +4884,7 @@
                 <w:noProof/>
                 <w:webHidden/>
               </w:rPr>
-              <w:instrText xml:space="preserve"> PAGEREF _Toc209113064 \h </w:instrText>
+              <w:instrText xml:space="preserve"> PAGEREF _Toc209133712 \h </w:instrText>
             </w:r>
             <w:r>
               <w:rPr>
@@ -4950,7 +4928,7 @@
               <w:szCs w:val="24"/>
             </w:rPr>
           </w:pPr>
-          <w:hyperlink w:anchor="_Toc209113065" w:history="1">
+          <w:hyperlink w:anchor="_Toc209133713" w:history="1">
             <w:r>
               <w:rPr>
                 <w:rStyle w:val="Hyperlink"/>
@@ -4978,7 +4956,7 @@
                 <w:noProof/>
                 <w:webHidden/>
               </w:rPr>
-              <w:instrText xml:space="preserve"> PAGEREF _Toc209113065 \h </w:instrText>
+              <w:instrText xml:space="preserve"> PAGEREF _Toc209133713 \h </w:instrText>
             </w:r>
             <w:r>
               <w:rPr>
@@ -5022,7 +5000,7 @@
               <w:szCs w:val="24"/>
             </w:rPr>
           </w:pPr>
-          <w:hyperlink w:anchor="_Toc209113066" w:history="1">
+          <w:hyperlink w:anchor="_Toc209133714" w:history="1">
             <w:r>
               <w:rPr>
                 <w:rStyle w:val="Hyperlink"/>
@@ -5051,7 +5029,7 @@
                 <w:noProof/>
                 <w:webHidden/>
               </w:rPr>
-              <w:instrText xml:space="preserve"> PAGEREF _Toc209113066 \h </w:instrText>
+              <w:instrText xml:space="preserve"> PAGEREF _Toc209133714 \h </w:instrText>
             </w:r>
             <w:r>
               <w:rPr>
@@ -5095,7 +5073,7 @@
               <w:szCs w:val="24"/>
             </w:rPr>
           </w:pPr>
-          <w:hyperlink w:anchor="_Toc209113067" w:history="1">
+          <w:hyperlink w:anchor="_Toc209133715" w:history="1">
             <w:r>
               <w:rPr>
                 <w:rStyle w:val="Hyperlink"/>
@@ -5122,7 +5100,7 @@
                 <w:noProof/>
                 <w:webHidden/>
               </w:rPr>
-              <w:instrText xml:space="preserve"> PAGEREF _Toc209113067 \h </w:instrText>
+              <w:instrText xml:space="preserve"> PAGEREF _Toc209133715 \h </w:instrText>
             </w:r>
             <w:r>
               <w:rPr>
@@ -5166,7 +5144,7 @@
               <w:szCs w:val="24"/>
             </w:rPr>
           </w:pPr>
-          <w:hyperlink w:anchor="_Toc209113068" w:history="1">
+          <w:hyperlink w:anchor="_Toc209133716" w:history="1">
             <w:r>
               <w:rPr>
                 <w:rStyle w:val="Hyperlink"/>
@@ -5193,7 +5171,7 @@
                 <w:noProof/>
                 <w:webHidden/>
               </w:rPr>
-              <w:instrText xml:space="preserve"> PAGEREF _Toc209113068 \h </w:instrText>
+              <w:instrText xml:space="preserve"> PAGEREF _Toc209133716 \h </w:instrText>
             </w:r>
             <w:r>
               <w:rPr>
@@ -5237,7 +5215,7 @@
               <w:szCs w:val="24"/>
             </w:rPr>
           </w:pPr>
-          <w:hyperlink w:anchor="_Toc209113069" w:history="1">
+          <w:hyperlink w:anchor="_Toc209133717" w:history="1">
             <w:r>
               <w:rPr>
                 <w:rStyle w:val="Hyperlink"/>
@@ -5266,7 +5244,7 @@
                 <w:noProof/>
                 <w:webHidden/>
               </w:rPr>
-              <w:instrText xml:space="preserve"> PAGEREF _Toc209113069 \h </w:instrText>
+              <w:instrText xml:space="preserve"> PAGEREF _Toc209133717 \h </w:instrText>
             </w:r>
             <w:r>
               <w:rPr>
@@ -5310,7 +5288,7 @@
               <w:szCs w:val="24"/>
             </w:rPr>
           </w:pPr>
-          <w:hyperlink w:anchor="_Toc209113070" w:history="1">
+          <w:hyperlink w:anchor="_Toc209133718" w:history="1">
             <w:r>
               <w:rPr>
                 <w:rStyle w:val="Hyperlink"/>
@@ -5339,7 +5317,7 @@
                 <w:noProof/>
                 <w:webHidden/>
               </w:rPr>
-              <w:instrText xml:space="preserve"> PAGEREF _Toc209113070 \h </w:instrText>
+              <w:instrText xml:space="preserve"> PAGEREF _Toc209133718 \h </w:instrText>
             </w:r>
             <w:r>
               <w:rPr>
@@ -5383,7 +5361,7 @@
               <w:szCs w:val="24"/>
             </w:rPr>
           </w:pPr>
-          <w:hyperlink w:anchor="_Toc209113071" w:history="1">
+          <w:hyperlink w:anchor="_Toc209133719" w:history="1">
             <w:r>
               <w:rPr>
                 <w:rStyle w:val="Hyperlink"/>
@@ -5410,7 +5388,7 @@
                 <w:noProof/>
                 <w:webHidden/>
               </w:rPr>
-              <w:instrText xml:space="preserve"> PAGEREF _Toc209113071 \h </w:instrText>
+              <w:instrText xml:space="preserve"> PAGEREF _Toc209133719 \h </w:instrText>
             </w:r>
             <w:r>
               <w:rPr>
@@ -5454,7 +5432,7 @@
               <w:szCs w:val="24"/>
             </w:rPr>
           </w:pPr>
-          <w:hyperlink w:anchor="_Toc209113072" w:history="1">
+          <w:hyperlink w:anchor="_Toc209133720" w:history="1">
             <w:r>
               <w:rPr>
                 <w:rStyle w:val="Hyperlink"/>
@@ -5482,7 +5460,7 @@
                 <w:noProof/>
                 <w:webHidden/>
               </w:rPr>
-              <w:instrText xml:space="preserve"> PAGEREF _Toc209113072 \h </w:instrText>
+              <w:instrText xml:space="preserve"> PAGEREF _Toc209133720 \h </w:instrText>
             </w:r>
             <w:r>
               <w:rPr>
@@ -5526,7 +5504,7 @@
               <w:szCs w:val="24"/>
             </w:rPr>
           </w:pPr>
-          <w:hyperlink w:anchor="_Toc209113073" w:history="1">
+          <w:hyperlink w:anchor="_Toc209133721" w:history="1">
             <w:r>
               <w:rPr>
                 <w:rStyle w:val="Hyperlink"/>
@@ -5554,7 +5532,7 @@
                 <w:noProof/>
                 <w:webHidden/>
               </w:rPr>
-              <w:instrText xml:space="preserve"> PAGEREF _Toc209113073 \h </w:instrText>
+              <w:instrText xml:space="preserve"> PAGEREF _Toc209133721 \h </w:instrText>
             </w:r>
             <w:r>
               <w:rPr>
@@ -5598,7 +5576,7 @@
               <w:szCs w:val="24"/>
             </w:rPr>
           </w:pPr>
-          <w:hyperlink w:anchor="_Toc209113074" w:history="1">
+          <w:hyperlink w:anchor="_Toc209133722" w:history="1">
             <w:r>
               <w:rPr>
                 <w:rStyle w:val="Hyperlink"/>
@@ -5625,7 +5603,7 @@
                 <w:noProof/>
                 <w:webHidden/>
               </w:rPr>
-              <w:instrText xml:space="preserve"> PAGEREF _Toc209113074 \h </w:instrText>
+              <w:instrText xml:space="preserve"> PAGEREF _Toc209133722 \h </w:instrText>
             </w:r>
             <w:r>
               <w:rPr>
@@ -5669,7 +5647,7 @@
               <w:szCs w:val="24"/>
             </w:rPr>
           </w:pPr>
-          <w:hyperlink w:anchor="_Toc209113075" w:history="1">
+          <w:hyperlink w:anchor="_Toc209133723" w:history="1">
             <w:r>
               <w:rPr>
                 <w:rStyle w:val="Hyperlink"/>
@@ -5696,7 +5674,7 @@
                 <w:noProof/>
                 <w:webHidden/>
               </w:rPr>
-              <w:instrText xml:space="preserve"> PAGEREF _Toc209113075 \h </w:instrText>
+              <w:instrText xml:space="preserve"> PAGEREF _Toc209133723 \h </w:instrText>
             </w:r>
             <w:r>
               <w:rPr>
@@ -5740,7 +5718,7 @@
               <w:szCs w:val="24"/>
             </w:rPr>
           </w:pPr>
-          <w:hyperlink w:anchor="_Toc209113076" w:history="1">
+          <w:hyperlink w:anchor="_Toc209133724" w:history="1">
             <w:r>
               <w:rPr>
                 <w:rStyle w:val="Hyperlink"/>
@@ -5767,7 +5745,7 @@
                 <w:noProof/>
                 <w:webHidden/>
               </w:rPr>
-              <w:instrText xml:space="preserve"> PAGEREF _Toc209113076 \h </w:instrText>
+              <w:instrText xml:space="preserve"> PAGEREF _Toc209133724 \h </w:instrText>
             </w:r>
             <w:r>
               <w:rPr>
@@ -5820,7 +5798,7 @@
         <w:pStyle w:val="Heading1"/>
         <w:spacing w:line="480" w:lineRule="auto"/>
       </w:pPr>
-      <w:bookmarkStart w:id="4" w:name="_Toc209113021"/>
+      <w:bookmarkStart w:id="4" w:name="_Toc209133669"/>
       <w:r>
         <w:lastRenderedPageBreak/>
         <w:t>LIST OF FIGURES</w:t>
@@ -5862,13 +5840,13 @@
         </w:rPr>
         <w:fldChar w:fldCharType="separate"/>
       </w:r>
-      <w:hyperlink w:anchor="_Toc209113077" w:history="1">
+      <w:hyperlink w:anchor="_Toc209133725" w:history="1">
         <w:r>
           <w:rPr>
             <w:rStyle w:val="Hyperlink"/>
             <w:noProof/>
           </w:rPr>
-          <w:t>Figure 1: GMet observational data obtained from the synoptic stations</w:t>
+          <w:t>Figure 1: Locations of GMet synoptic stations from where observational data was taken</w:t>
         </w:r>
         <w:r>
           <w:rPr>
@@ -5889,7 +5867,7 @@
             <w:noProof/>
             <w:webHidden/>
           </w:rPr>
-          <w:instrText xml:space="preserve"> PAGEREF _Toc209113077 \h </w:instrText>
+          <w:instrText xml:space="preserve"> PAGEREF _Toc209133725 \h </w:instrText>
         </w:r>
         <w:r>
           <w:rPr>
@@ -5934,7 +5912,7 @@
           <w:szCs w:val="24"/>
         </w:rPr>
       </w:pPr>
-      <w:hyperlink w:anchor="_Toc209113078" w:history="1">
+      <w:hyperlink w:anchor="_Toc209133726" w:history="1">
         <w:r>
           <w:rPr>
             <w:rStyle w:val="Hyperlink"/>
@@ -5961,7 +5939,7 @@
             <w:noProof/>
             <w:webHidden/>
           </w:rPr>
-          <w:instrText xml:space="preserve"> PAGEREF _Toc209113078 \h </w:instrText>
+          <w:instrText xml:space="preserve"> PAGEREF _Toc209133726 \h </w:instrText>
         </w:r>
         <w:r>
           <w:rPr>
@@ -6006,7 +5984,7 @@
           <w:szCs w:val="24"/>
         </w:rPr>
       </w:pPr>
-      <w:hyperlink w:anchor="_Toc209113079" w:history="1">
+      <w:hyperlink w:anchor="_Toc209133727" w:history="1">
         <w:r>
           <w:rPr>
             <w:rStyle w:val="Hyperlink"/>
@@ -6033,7 +6011,7 @@
             <w:noProof/>
             <w:webHidden/>
           </w:rPr>
-          <w:instrText xml:space="preserve"> PAGEREF _Toc209113079 \h </w:instrText>
+          <w:instrText xml:space="preserve"> PAGEREF _Toc209133727 \h </w:instrText>
         </w:r>
         <w:r>
           <w:rPr>
@@ -6078,7 +6056,7 @@
           <w:szCs w:val="24"/>
         </w:rPr>
       </w:pPr>
-      <w:hyperlink w:anchor="_Toc209113080" w:history="1">
+      <w:hyperlink w:anchor="_Toc209133728" w:history="1">
         <w:r>
           <w:rPr>
             <w:rStyle w:val="Hyperlink"/>
@@ -6105,7 +6083,7 @@
             <w:noProof/>
             <w:webHidden/>
           </w:rPr>
-          <w:instrText xml:space="preserve"> PAGEREF _Toc209113080 \h </w:instrText>
+          <w:instrText xml:space="preserve"> PAGEREF _Toc209133728 \h </w:instrText>
         </w:r>
         <w:r>
           <w:rPr>
@@ -6150,7 +6128,7 @@
           <w:szCs w:val="24"/>
         </w:rPr>
       </w:pPr>
-      <w:hyperlink w:anchor="_Toc209113081" w:history="1">
+      <w:hyperlink w:anchor="_Toc209133729" w:history="1">
         <w:r>
           <w:rPr>
             <w:rStyle w:val="Hyperlink"/>
@@ -6177,7 +6155,7 @@
             <w:noProof/>
             <w:webHidden/>
           </w:rPr>
-          <w:instrText xml:space="preserve"> PAGEREF _Toc209113081 \h </w:instrText>
+          <w:instrText xml:space="preserve"> PAGEREF _Toc209133729 \h </w:instrText>
         </w:r>
         <w:r>
           <w:rPr>
@@ -6222,7 +6200,7 @@
           <w:szCs w:val="24"/>
         </w:rPr>
       </w:pPr>
-      <w:hyperlink w:anchor="_Toc209113082" w:history="1">
+      <w:hyperlink w:anchor="_Toc209133730" w:history="1">
         <w:r>
           <w:rPr>
             <w:rStyle w:val="Hyperlink"/>
@@ -6249,7 +6227,7 @@
             <w:noProof/>
             <w:webHidden/>
           </w:rPr>
-          <w:instrText xml:space="preserve"> PAGEREF _Toc209113082 \h </w:instrText>
+          <w:instrText xml:space="preserve"> PAGEREF _Toc209133730 \h </w:instrText>
         </w:r>
         <w:r>
           <w:rPr>
@@ -6294,7 +6272,7 @@
           <w:szCs w:val="24"/>
         </w:rPr>
       </w:pPr>
-      <w:hyperlink w:anchor="_Toc209113083" w:history="1">
+      <w:hyperlink w:anchor="_Toc209133731" w:history="1">
         <w:r>
           <w:rPr>
             <w:rStyle w:val="Hyperlink"/>
@@ -6321,7 +6299,7 @@
             <w:noProof/>
             <w:webHidden/>
           </w:rPr>
-          <w:instrText xml:space="preserve"> PAGEREF _Toc209113083 \h </w:instrText>
+          <w:instrText xml:space="preserve"> PAGEREF _Toc209133731 \h </w:instrText>
         </w:r>
         <w:r>
           <w:rPr>
@@ -6366,7 +6344,7 @@
           <w:szCs w:val="24"/>
         </w:rPr>
       </w:pPr>
-      <w:hyperlink w:anchor="_Toc209113084" w:history="1">
+      <w:hyperlink w:anchor="_Toc209133732" w:history="1">
         <w:r>
           <w:rPr>
             <w:rStyle w:val="Hyperlink"/>
@@ -6393,7 +6371,7 @@
             <w:noProof/>
             <w:webHidden/>
           </w:rPr>
-          <w:instrText xml:space="preserve"> PAGEREF _Toc209113084 \h </w:instrText>
+          <w:instrText xml:space="preserve"> PAGEREF _Toc209133732 \h </w:instrText>
         </w:r>
         <w:r>
           <w:rPr>
@@ -6438,7 +6416,7 @@
           <w:szCs w:val="24"/>
         </w:rPr>
       </w:pPr>
-      <w:hyperlink w:anchor="_Toc209113085" w:history="1">
+      <w:hyperlink w:anchor="_Toc209133733" w:history="1">
         <w:r>
           <w:rPr>
             <w:rStyle w:val="Hyperlink"/>
@@ -6465,7 +6443,7 @@
             <w:noProof/>
             <w:webHidden/>
           </w:rPr>
-          <w:instrText xml:space="preserve"> PAGEREF _Toc209113085 \h </w:instrText>
+          <w:instrText xml:space="preserve"> PAGEREF _Toc209133733 \h </w:instrText>
         </w:r>
         <w:r>
           <w:rPr>
@@ -6510,7 +6488,7 @@
           <w:szCs w:val="24"/>
         </w:rPr>
       </w:pPr>
-      <w:hyperlink w:anchor="_Toc209113086" w:history="1">
+      <w:hyperlink w:anchor="_Toc209133734" w:history="1">
         <w:r>
           <w:rPr>
             <w:rStyle w:val="Hyperlink"/>
@@ -6537,7 +6515,7 @@
             <w:noProof/>
             <w:webHidden/>
           </w:rPr>
-          <w:instrText xml:space="preserve"> PAGEREF _Toc209113086 \h </w:instrText>
+          <w:instrText xml:space="preserve"> PAGEREF _Toc209133734 \h </w:instrText>
         </w:r>
         <w:r>
           <w:rPr>
@@ -6582,7 +6560,7 @@
           <w:szCs w:val="24"/>
         </w:rPr>
       </w:pPr>
-      <w:hyperlink w:anchor="_Toc209113087" w:history="1">
+      <w:hyperlink w:anchor="_Toc209133735" w:history="1">
         <w:r>
           <w:rPr>
             <w:rStyle w:val="Hyperlink"/>
@@ -6609,7 +6587,7 @@
             <w:noProof/>
             <w:webHidden/>
           </w:rPr>
-          <w:instrText xml:space="preserve"> PAGEREF _Toc209113087 \h </w:instrText>
+          <w:instrText xml:space="preserve"> PAGEREF _Toc209133735 \h </w:instrText>
         </w:r>
         <w:r>
           <w:rPr>
@@ -6654,7 +6632,7 @@
           <w:szCs w:val="24"/>
         </w:rPr>
       </w:pPr>
-      <w:hyperlink w:anchor="_Toc209113088" w:history="1">
+      <w:hyperlink w:anchor="_Toc209133736" w:history="1">
         <w:r>
           <w:rPr>
             <w:rStyle w:val="Hyperlink"/>
@@ -6681,7 +6659,7 @@
             <w:noProof/>
             <w:webHidden/>
           </w:rPr>
-          <w:instrText xml:space="preserve"> PAGEREF _Toc209113088 \h </w:instrText>
+          <w:instrText xml:space="preserve"> PAGEREF _Toc209133736 \h </w:instrText>
         </w:r>
         <w:r>
           <w:rPr>
@@ -6726,7 +6704,7 @@
           <w:szCs w:val="24"/>
         </w:rPr>
       </w:pPr>
-      <w:hyperlink w:anchor="_Toc209113089" w:history="1">
+      <w:hyperlink w:anchor="_Toc209133737" w:history="1">
         <w:r>
           <w:rPr>
             <w:rStyle w:val="Hyperlink"/>
@@ -6753,7 +6731,7 @@
             <w:noProof/>
             <w:webHidden/>
           </w:rPr>
-          <w:instrText xml:space="preserve"> PAGEREF _Toc209113089 \h </w:instrText>
+          <w:instrText xml:space="preserve"> PAGEREF _Toc209133737 \h </w:instrText>
         </w:r>
         <w:r>
           <w:rPr>
@@ -6798,7 +6776,7 @@
           <w:szCs w:val="24"/>
         </w:rPr>
       </w:pPr>
-      <w:hyperlink w:anchor="_Toc209113090" w:history="1">
+      <w:hyperlink w:anchor="_Toc209133738" w:history="1">
         <w:r>
           <w:rPr>
             <w:rStyle w:val="Hyperlink"/>
@@ -6825,7 +6803,7 @@
             <w:noProof/>
             <w:webHidden/>
           </w:rPr>
-          <w:instrText xml:space="preserve"> PAGEREF _Toc209113090 \h </w:instrText>
+          <w:instrText xml:space="preserve"> PAGEREF _Toc209133738 \h </w:instrText>
         </w:r>
         <w:r>
           <w:rPr>
@@ -6870,7 +6848,7 @@
           <w:szCs w:val="24"/>
         </w:rPr>
       </w:pPr>
-      <w:hyperlink w:anchor="_Toc209113091" w:history="1">
+      <w:hyperlink w:anchor="_Toc209133739" w:history="1">
         <w:r>
           <w:rPr>
             <w:rStyle w:val="Hyperlink"/>
@@ -6897,7 +6875,7 @@
             <w:noProof/>
             <w:webHidden/>
           </w:rPr>
-          <w:instrText xml:space="preserve"> PAGEREF _Toc209113091 \h </w:instrText>
+          <w:instrText xml:space="preserve"> PAGEREF _Toc209133739 \h </w:instrText>
         </w:r>
         <w:r>
           <w:rPr>
@@ -6942,7 +6920,7 @@
           <w:szCs w:val="24"/>
         </w:rPr>
       </w:pPr>
-      <w:hyperlink w:anchor="_Toc209113092" w:history="1">
+      <w:hyperlink w:anchor="_Toc209133740" w:history="1">
         <w:r>
           <w:rPr>
             <w:rStyle w:val="Hyperlink"/>
@@ -6969,7 +6947,7 @@
             <w:noProof/>
             <w:webHidden/>
           </w:rPr>
-          <w:instrText xml:space="preserve"> PAGEREF _Toc209113092 \h </w:instrText>
+          <w:instrText xml:space="preserve"> PAGEREF _Toc209133740 \h </w:instrText>
         </w:r>
         <w:r>
           <w:rPr>
@@ -7014,7 +6992,7 @@
           <w:szCs w:val="24"/>
         </w:rPr>
       </w:pPr>
-      <w:hyperlink w:anchor="_Toc209113093" w:history="1">
+      <w:hyperlink w:anchor="_Toc209133741" w:history="1">
         <w:r>
           <w:rPr>
             <w:rStyle w:val="Hyperlink"/>
@@ -7041,7 +7019,7 @@
             <w:noProof/>
             <w:webHidden/>
           </w:rPr>
-          <w:instrText xml:space="preserve"> PAGEREF _Toc209113093 \h </w:instrText>
+          <w:instrText xml:space="preserve"> PAGEREF _Toc209133741 \h </w:instrText>
         </w:r>
         <w:r>
           <w:rPr>
@@ -7086,7 +7064,7 @@
           <w:szCs w:val="24"/>
         </w:rPr>
       </w:pPr>
-      <w:hyperlink w:anchor="_Toc209113094" w:history="1">
+      <w:hyperlink w:anchor="_Toc209133742" w:history="1">
         <w:r>
           <w:rPr>
             <w:rStyle w:val="Hyperlink"/>
@@ -7113,7 +7091,7 @@
             <w:noProof/>
             <w:webHidden/>
           </w:rPr>
-          <w:instrText xml:space="preserve"> PAGEREF _Toc209113094 \h </w:instrText>
+          <w:instrText xml:space="preserve"> PAGEREF _Toc209133742 \h </w:instrText>
         </w:r>
         <w:r>
           <w:rPr>
@@ -7158,7 +7136,7 @@
           <w:szCs w:val="24"/>
         </w:rPr>
       </w:pPr>
-      <w:hyperlink w:anchor="_Toc209113095" w:history="1">
+      <w:hyperlink w:anchor="_Toc209133743" w:history="1">
         <w:r>
           <w:rPr>
             <w:rStyle w:val="Hyperlink"/>
@@ -7185,7 +7163,7 @@
             <w:noProof/>
             <w:webHidden/>
           </w:rPr>
-          <w:instrText xml:space="preserve"> PAGEREF _Toc209113095 \h </w:instrText>
+          <w:instrText xml:space="preserve"> PAGEREF _Toc209133743 \h </w:instrText>
         </w:r>
         <w:r>
           <w:rPr>
@@ -7205,7 +7183,7 @@
             <w:noProof/>
             <w:webHidden/>
           </w:rPr>
-          <w:t>79</w:t>
+          <w:t>80</w:t>
         </w:r>
         <w:r>
           <w:rPr>
@@ -7218,7 +7196,7 @@
     </w:p>
     <w:p>
       <w:pPr>
-        <w:spacing w:line="480" w:lineRule="auto"/>
+        <w:spacing w:line="360" w:lineRule="auto"/>
         <w:jc w:val="both"/>
         <w:rPr>
           <w:rFonts w:cs="Times New Roman"/>
@@ -7299,7 +7277,7 @@
         <w:pStyle w:val="Heading1"/>
         <w:spacing w:line="480" w:lineRule="auto"/>
       </w:pPr>
-      <w:bookmarkStart w:id="5" w:name="_Toc209113022"/>
+      <w:bookmarkStart w:id="5" w:name="_Toc209133670"/>
       <w:r>
         <w:lastRenderedPageBreak/>
         <w:t>CHAPTER ONE: INTRODUCTION</w:t>
@@ -7318,7 +7296,7 @@
         </w:rPr>
       </w:pPr>
       <w:bookmarkStart w:id="6" w:name="_Toc207384281"/>
-      <w:bookmarkStart w:id="7" w:name="_Toc209113023"/>
+      <w:bookmarkStart w:id="7" w:name="_Toc209133671"/>
       <w:r>
         <w:rPr>
           <w:rFonts w:cs="Times New Roman"/>
@@ -7544,7 +7522,7 @@
         </w:rPr>
       </w:pPr>
       <w:bookmarkStart w:id="10" w:name="_Toc207384282"/>
-      <w:bookmarkStart w:id="11" w:name="_Toc209113024"/>
+      <w:bookmarkStart w:id="11" w:name="_Toc209133672"/>
       <w:r>
         <w:rPr>
           <w:szCs w:val="24"/>
@@ -7911,7 +7889,7 @@
         </w:rPr>
       </w:pPr>
       <w:bookmarkStart w:id="13" w:name="_Toc207384283"/>
-      <w:bookmarkStart w:id="14" w:name="_Toc209113025"/>
+      <w:bookmarkStart w:id="14" w:name="_Toc209133673"/>
       <w:r>
         <w:rPr>
           <w:szCs w:val="24"/>
@@ -8176,7 +8154,7 @@
         </w:rPr>
       </w:pPr>
       <w:bookmarkStart w:id="18" w:name="_Toc207384284"/>
-      <w:bookmarkStart w:id="19" w:name="_Toc209113026"/>
+      <w:bookmarkStart w:id="19" w:name="_Toc209133674"/>
       <w:r>
         <w:rPr>
           <w:szCs w:val="24"/>
@@ -8541,7 +8519,7 @@
         </w:rPr>
       </w:pPr>
       <w:bookmarkStart w:id="20" w:name="_Toc207384285"/>
-      <w:bookmarkStart w:id="21" w:name="_Toc209113027"/>
+      <w:bookmarkStart w:id="21" w:name="_Toc209133675"/>
       <w:r>
         <w:rPr>
           <w:szCs w:val="24"/>
@@ -8731,7 +8709,7 @@
         </w:rPr>
       </w:pPr>
       <w:bookmarkStart w:id="22" w:name="_Toc207384286"/>
-      <w:bookmarkStart w:id="23" w:name="_Toc209113028"/>
+      <w:bookmarkStart w:id="23" w:name="_Toc209133676"/>
       <w:r>
         <w:rPr>
           <w:rFonts w:eastAsia="Times New Roman" w:cs="Times New Roman"/>
@@ -9092,7 +9070,7 @@
         </w:rPr>
       </w:pPr>
       <w:bookmarkStart w:id="25" w:name="_Toc207384287"/>
-      <w:bookmarkStart w:id="26" w:name="_Toc209113029"/>
+      <w:bookmarkStart w:id="26" w:name="_Toc209133677"/>
       <w:r>
         <w:rPr>
           <w:rFonts w:cs="Times New Roman"/>
@@ -9191,7 +9169,7 @@
         </w:rPr>
       </w:pPr>
       <w:bookmarkStart w:id="27" w:name="_Toc207384288"/>
-      <w:bookmarkStart w:id="28" w:name="_Toc209113030"/>
+      <w:bookmarkStart w:id="28" w:name="_Toc209133678"/>
       <w:r>
         <w:rPr>
           <w:rFonts w:cs="Times New Roman"/>
@@ -9286,7 +9264,7 @@
         </w:rPr>
       </w:pPr>
       <w:bookmarkStart w:id="29" w:name="_Toc207384289"/>
-      <w:bookmarkStart w:id="30" w:name="_Toc209113031"/>
+      <w:bookmarkStart w:id="30" w:name="_Toc209133679"/>
       <w:r>
         <w:rPr>
           <w:rFonts w:cs="Times New Roman"/>
@@ -9501,7 +9479,7 @@
         </w:rPr>
       </w:pPr>
       <w:bookmarkStart w:id="31" w:name="_Toc207384290"/>
-      <w:bookmarkStart w:id="32" w:name="_Toc209113032"/>
+      <w:bookmarkStart w:id="32" w:name="_Toc209133680"/>
       <w:r>
         <w:rPr>
           <w:rFonts w:cs="Times New Roman"/>
@@ -9746,7 +9724,7 @@
         </w:rPr>
       </w:pPr>
       <w:bookmarkStart w:id="34" w:name="_Toc207384291"/>
-      <w:bookmarkStart w:id="35" w:name="_Toc209113033"/>
+      <w:bookmarkStart w:id="35" w:name="_Toc209133681"/>
       <w:r>
         <w:rPr>
           <w:rFonts w:cs="Times New Roman"/>
@@ -10106,7 +10084,7 @@
         <w:spacing w:line="480" w:lineRule="auto"/>
       </w:pPr>
       <w:bookmarkStart w:id="37" w:name="_Toc207384292"/>
-      <w:bookmarkStart w:id="38" w:name="_Toc209113034"/>
+      <w:bookmarkStart w:id="38" w:name="_Toc209133682"/>
       <w:r>
         <w:t>CHAPTER TWO: LITERATURE REVIEW</w:t>
       </w:r>
@@ -10124,7 +10102,7 @@
         </w:rPr>
       </w:pPr>
       <w:bookmarkStart w:id="39" w:name="_Toc207384294"/>
-      <w:bookmarkStart w:id="40" w:name="_Toc209113035"/>
+      <w:bookmarkStart w:id="40" w:name="_Toc209133683"/>
       <w:r>
         <w:rPr>
           <w:rFonts w:cs="Times New Roman"/>
@@ -10144,7 +10122,7 @@
           <w:szCs w:val="24"/>
         </w:rPr>
       </w:pPr>
-      <w:bookmarkStart w:id="41" w:name="_Toc209113036"/>
+      <w:bookmarkStart w:id="41" w:name="_Toc209133684"/>
       <w:r>
         <w:rPr>
           <w:szCs w:val="24"/>
@@ -10337,7 +10315,7 @@
           <w:szCs w:val="24"/>
         </w:rPr>
       </w:pPr>
-      <w:bookmarkStart w:id="45" w:name="_Toc209113037"/>
+      <w:bookmarkStart w:id="45" w:name="_Toc209133685"/>
       <w:r>
         <w:rPr>
           <w:szCs w:val="24"/>
@@ -10718,7 +10696,7 @@
         </w:rPr>
       </w:pPr>
       <w:bookmarkStart w:id="48" w:name="_Toc207384297"/>
-      <w:bookmarkStart w:id="49" w:name="_Toc209113038"/>
+      <w:bookmarkStart w:id="49" w:name="_Toc209133686"/>
       <w:r>
         <w:rPr>
           <w:szCs w:val="24"/>
@@ -10980,7 +10958,7 @@
         </w:rPr>
       </w:pPr>
       <w:bookmarkStart w:id="51" w:name="_Toc207384298"/>
-      <w:bookmarkStart w:id="52" w:name="_Toc209113039"/>
+      <w:bookmarkStart w:id="52" w:name="_Toc209133687"/>
       <w:r>
         <w:rPr>
           <w:szCs w:val="24"/>
@@ -11198,7 +11176,7 @@
         </w:rPr>
       </w:pPr>
       <w:bookmarkStart w:id="53" w:name="_Toc207384299"/>
-      <w:bookmarkStart w:id="54" w:name="_Toc209113040"/>
+      <w:bookmarkStart w:id="54" w:name="_Toc209133688"/>
       <w:r>
         <w:rPr>
           <w:rFonts w:cs="Times New Roman"/>
@@ -11219,7 +11197,7 @@
         </w:rPr>
       </w:pPr>
       <w:bookmarkStart w:id="55" w:name="_Toc207384300"/>
-      <w:bookmarkStart w:id="56" w:name="_Toc209113041"/>
+      <w:bookmarkStart w:id="56" w:name="_Toc209133689"/>
       <w:r>
         <w:rPr>
           <w:szCs w:val="24"/>
@@ -12207,7 +12185,7 @@
         </w:rPr>
       </w:pPr>
       <w:bookmarkStart w:id="58" w:name="_Toc207384301"/>
-      <w:bookmarkStart w:id="59" w:name="_Toc209113042"/>
+      <w:bookmarkStart w:id="59" w:name="_Toc209133690"/>
       <w:r>
         <w:rPr>
           <w:rFonts w:cs="Times New Roman"/>
@@ -12229,7 +12207,7 @@
         </w:rPr>
       </w:pPr>
       <w:bookmarkStart w:id="60" w:name="_Toc207384302"/>
-      <w:bookmarkStart w:id="61" w:name="_Toc209113043"/>
+      <w:bookmarkStart w:id="61" w:name="_Toc209133691"/>
       <w:r>
         <w:rPr>
           <w:szCs w:val="24"/>
@@ -12583,7 +12561,7 @@
         </w:rPr>
       </w:pPr>
       <w:bookmarkStart w:id="65" w:name="_Toc207384303"/>
-      <w:bookmarkStart w:id="66" w:name="_Toc209113044"/>
+      <w:bookmarkStart w:id="66" w:name="_Toc209133692"/>
       <w:r>
         <w:rPr>
           <w:szCs w:val="24"/>
@@ -12799,7 +12777,7 @@
         </w:rPr>
       </w:pPr>
       <w:bookmarkStart w:id="67" w:name="_Toc207384304"/>
-      <w:bookmarkStart w:id="68" w:name="_Toc209113045"/>
+      <w:bookmarkStart w:id="68" w:name="_Toc209133693"/>
       <w:r>
         <w:rPr>
           <w:szCs w:val="24"/>
@@ -13244,7 +13222,7 @@
           <w:szCs w:val="24"/>
         </w:rPr>
       </w:pPr>
-      <w:bookmarkStart w:id="69" w:name="_Toc209113046"/>
+      <w:bookmarkStart w:id="69" w:name="_Toc209133694"/>
       <w:r>
         <w:rPr>
           <w:rFonts w:cs="Times New Roman"/>
@@ -13281,7 +13259,7 @@
           <w:szCs w:val="24"/>
         </w:rPr>
       </w:pPr>
-      <w:bookmarkStart w:id="70" w:name="_Toc209113047"/>
+      <w:bookmarkStart w:id="70" w:name="_Toc209133695"/>
       <w:r>
         <w:rPr>
           <w:szCs w:val="24"/>
@@ -13634,7 +13612,7 @@
           <w:szCs w:val="24"/>
         </w:rPr>
       </w:pPr>
-      <w:bookmarkStart w:id="72" w:name="_Toc209113048"/>
+      <w:bookmarkStart w:id="72" w:name="_Toc209133696"/>
       <w:r>
         <w:rPr>
           <w:szCs w:val="24"/>
@@ -14029,7 +14007,7 @@
         <w:pStyle w:val="Heading1"/>
         <w:spacing w:line="480" w:lineRule="auto"/>
       </w:pPr>
-      <w:bookmarkStart w:id="74" w:name="_Toc209113049"/>
+      <w:bookmarkStart w:id="74" w:name="_Toc209133697"/>
       <w:r>
         <w:lastRenderedPageBreak/>
         <w:t>CHAPTER THREE: RESEARCH METHODOLOGY</w:t>
@@ -14046,7 +14024,7 @@
           <w:szCs w:val="24"/>
         </w:rPr>
       </w:pPr>
-      <w:bookmarkStart w:id="75" w:name="_Toc209113050"/>
+      <w:bookmarkStart w:id="75" w:name="_Toc209133698"/>
       <w:r>
         <w:rPr>
           <w:rFonts w:cs="Times New Roman"/>
@@ -14086,7 +14064,7 @@
           <w:szCs w:val="24"/>
         </w:rPr>
       </w:pPr>
-      <w:bookmarkStart w:id="77" w:name="_Toc209113051"/>
+      <w:bookmarkStart w:id="77" w:name="_Toc209133699"/>
       <w:r>
         <w:rPr>
           <w:rFonts w:cs="Times New Roman"/>
@@ -14207,7 +14185,7 @@
           <w:szCs w:val="24"/>
         </w:rPr>
       </w:pPr>
-      <w:bookmarkStart w:id="78" w:name="_Toc209113052"/>
+      <w:bookmarkStart w:id="78" w:name="_Toc209133700"/>
       <w:r>
         <w:rPr>
           <w:rFonts w:cs="Times New Roman"/>
@@ -14246,7 +14224,7 @@
           <w:szCs w:val="24"/>
         </w:rPr>
       </w:pPr>
-      <w:bookmarkStart w:id="79" w:name="_Toc209113053"/>
+      <w:bookmarkStart w:id="79" w:name="_Toc209133701"/>
       <w:r>
         <w:rPr>
           <w:szCs w:val="24"/>
@@ -14404,9 +14382,9 @@
           <w:szCs w:val="24"/>
         </w:rPr>
         <w:drawing>
-          <wp:inline distT="0" distB="0" distL="0" distR="0" wp14:anchorId="36C0CC77" wp14:editId="19DEB06A">
-            <wp:extent cx="5448300" cy="5419008"/>
-            <wp:effectExtent l="0" t="0" r="0" b="0"/>
+          <wp:inline distT="0" distB="0" distL="0" distR="0" wp14:anchorId="36C0CC77" wp14:editId="4CBCF1C9">
+            <wp:extent cx="4629398" cy="5446351"/>
+            <wp:effectExtent l="0" t="0" r="0" b="2540"/>
             <wp:docPr id="358090007" name="Picture 2"/>
             <wp:cNvGraphicFramePr>
               <a:graphicFrameLocks xmlns:a="http://schemas.openxmlformats.org/drawingml/2006/main" noChangeAspect="1"/>
@@ -14415,7 +14393,7 @@
               <a:graphicData uri="http://schemas.openxmlformats.org/drawingml/2006/picture">
                 <pic:pic xmlns:pic="http://schemas.openxmlformats.org/drawingml/2006/picture">
                   <pic:nvPicPr>
-                    <pic:cNvPr id="0" name="Picture 6"/>
+                    <pic:cNvPr id="358090007" name="Picture 2"/>
                     <pic:cNvPicPr>
                       <a:picLocks noChangeAspect="1" noChangeArrowheads="1"/>
                     </pic:cNvPicPr>
@@ -14428,7 +14406,6 @@
                         </a:ext>
                       </a:extLst>
                     </a:blip>
-                    <a:srcRect/>
                     <a:stretch>
                       <a:fillRect/>
                     </a:stretch>
@@ -14436,7 +14413,7 @@
                   <pic:spPr bwMode="auto">
                     <a:xfrm>
                       <a:off x="0" y="0"/>
-                      <a:ext cx="5475791" cy="5446351"/>
+                      <a:ext cx="4629398" cy="5446351"/>
                     </a:xfrm>
                     <a:prstGeom prst="rect">
                       <a:avLst/>
@@ -14464,7 +14441,7 @@
           <w:szCs w:val="24"/>
         </w:rPr>
       </w:pPr>
-      <w:bookmarkStart w:id="80" w:name="_Toc209113077"/>
+      <w:bookmarkStart w:id="80" w:name="_Toc209133725"/>
       <w:r>
         <w:rPr>
           <w:sz w:val="24"/>
@@ -14513,7 +14490,42 @@
           <w:sz w:val="24"/>
           <w:szCs w:val="24"/>
         </w:rPr>
-        <w:t>: GMet observational data obtained from the synoptic stations</w:t>
+        <w:t xml:space="preserve">: </w:t>
+      </w:r>
+      <w:r>
+        <w:rPr>
+          <w:sz w:val="24"/>
+          <w:szCs w:val="24"/>
+        </w:rPr>
+        <w:t xml:space="preserve">Locations of </w:t>
+      </w:r>
+      <w:r>
+        <w:rPr>
+          <w:sz w:val="24"/>
+          <w:szCs w:val="24"/>
+        </w:rPr>
+        <w:t>GMet</w:t>
+      </w:r>
+      <w:r>
+        <w:rPr>
+          <w:sz w:val="24"/>
+          <w:szCs w:val="24"/>
+        </w:rPr>
+        <w:t xml:space="preserve"> </w:t>
+      </w:r>
+      <w:r>
+        <w:rPr>
+          <w:sz w:val="24"/>
+          <w:szCs w:val="24"/>
+        </w:rPr>
+        <w:t>synoptic stations</w:t>
+      </w:r>
+      <w:r>
+        <w:rPr>
+          <w:sz w:val="24"/>
+          <w:szCs w:val="24"/>
+        </w:rPr>
+        <w:t xml:space="preserve"> from where observational data was taken</w:t>
       </w:r>
       <w:bookmarkEnd w:id="80"/>
     </w:p>
@@ -14543,9 +14555,9 @@
         </w:rPr>
         <w:lastRenderedPageBreak/>
         <w:drawing>
-          <wp:inline distT="0" distB="0" distL="0" distR="0" wp14:anchorId="03E8A241" wp14:editId="58E6FBC5">
-            <wp:extent cx="6083300" cy="2599063"/>
-            <wp:effectExtent l="0" t="0" r="0" b="0"/>
+          <wp:inline distT="0" distB="0" distL="0" distR="0" wp14:anchorId="03E8A241" wp14:editId="027D3FCE">
+            <wp:extent cx="6034211" cy="2346637"/>
+            <wp:effectExtent l="0" t="0" r="5080" b="0"/>
             <wp:docPr id="252783182" name="Picture 4"/>
             <wp:cNvGraphicFramePr>
               <a:graphicFrameLocks xmlns:a="http://schemas.openxmlformats.org/drawingml/2006/main" noChangeAspect="1"/>
@@ -14554,7 +14566,7 @@
               <a:graphicData uri="http://schemas.openxmlformats.org/drawingml/2006/picture">
                 <pic:pic xmlns:pic="http://schemas.openxmlformats.org/drawingml/2006/picture">
                   <pic:nvPicPr>
-                    <pic:cNvPr id="0" name="Picture 13"/>
+                    <pic:cNvPr id="252783182" name="Picture 4"/>
                     <pic:cNvPicPr>
                       <a:picLocks noChangeAspect="1" noChangeArrowheads="1"/>
                     </pic:cNvPicPr>
@@ -14567,7 +14579,6 @@
                         </a:ext>
                       </a:extLst>
                     </a:blip>
-                    <a:srcRect/>
                     <a:stretch>
                       <a:fillRect/>
                     </a:stretch>
@@ -14575,7 +14586,7 @@
                   <pic:spPr bwMode="auto">
                     <a:xfrm>
                       <a:off x="0" y="0"/>
-                      <a:ext cx="6135369" cy="2621309"/>
+                      <a:ext cx="6034211" cy="2346637"/>
                     </a:xfrm>
                     <a:prstGeom prst="rect">
                       <a:avLst/>
@@ -14604,7 +14615,7 @@
           <w:lang w:val="en-GB"/>
         </w:rPr>
       </w:pPr>
-      <w:bookmarkStart w:id="81" w:name="_Toc209113078"/>
+      <w:bookmarkStart w:id="81" w:name="_Toc209133726"/>
       <w:r>
         <w:rPr>
           <w:sz w:val="24"/>
@@ -14734,9 +14745,9 @@
           <w:szCs w:val="24"/>
         </w:rPr>
         <w:drawing>
-          <wp:inline distT="0" distB="0" distL="0" distR="0" wp14:anchorId="77AB929A" wp14:editId="398CD7BD">
-            <wp:extent cx="6354704" cy="2133600"/>
-            <wp:effectExtent l="0" t="0" r="8255" b="0"/>
+          <wp:inline distT="0" distB="0" distL="0" distR="0" wp14:anchorId="77AB929A" wp14:editId="03BB57EA">
+            <wp:extent cx="6159500" cy="2374900"/>
+            <wp:effectExtent l="0" t="0" r="0" b="6350"/>
             <wp:docPr id="548191352" name="Picture 6"/>
             <wp:cNvGraphicFramePr>
               <a:graphicFrameLocks xmlns:a="http://schemas.openxmlformats.org/drawingml/2006/main" noChangeAspect="1"/>
@@ -14745,7 +14756,7 @@
               <a:graphicData uri="http://schemas.openxmlformats.org/drawingml/2006/picture">
                 <pic:pic xmlns:pic="http://schemas.openxmlformats.org/drawingml/2006/picture">
                   <pic:nvPicPr>
-                    <pic:cNvPr id="0" name="Picture 20"/>
+                    <pic:cNvPr id="548191352" name="Picture 6"/>
                     <pic:cNvPicPr>
                       <a:picLocks noChangeAspect="1" noChangeArrowheads="1"/>
                     </pic:cNvPicPr>
@@ -14758,7 +14769,6 @@
                         </a:ext>
                       </a:extLst>
                     </a:blip>
-                    <a:srcRect/>
                     <a:stretch>
                       <a:fillRect/>
                     </a:stretch>
@@ -14766,7 +14776,7 @@
                   <pic:spPr bwMode="auto">
                     <a:xfrm>
                       <a:off x="0" y="0"/>
-                      <a:ext cx="6356473" cy="2134194"/>
+                      <a:ext cx="6161230" cy="2375567"/>
                     </a:xfrm>
                     <a:prstGeom prst="rect">
                       <a:avLst/>
@@ -14792,7 +14802,7 @@
           <w:szCs w:val="24"/>
         </w:rPr>
       </w:pPr>
-      <w:bookmarkStart w:id="82" w:name="_Toc209113079"/>
+      <w:bookmarkStart w:id="82" w:name="_Toc209133727"/>
       <w:r>
         <w:rPr>
           <w:sz w:val="24"/>
@@ -14875,7 +14885,7 @@
           <w:szCs w:val="24"/>
         </w:rPr>
       </w:pPr>
-      <w:bookmarkStart w:id="83" w:name="_Toc209113054"/>
+      <w:bookmarkStart w:id="83" w:name="_Toc209133702"/>
       <w:r>
         <w:rPr>
           <w:rFonts w:cs="Times New Roman"/>
@@ -15100,7 +15110,7 @@
         </w:rPr>
       </w:pPr>
       <w:bookmarkStart w:id="84" w:name="_Toc203638664"/>
-      <w:bookmarkStart w:id="85" w:name="_Toc209113055"/>
+      <w:bookmarkStart w:id="85" w:name="_Toc209133703"/>
       <w:bookmarkEnd w:id="76"/>
       <w:r>
         <w:rPr>
@@ -15242,7 +15252,7 @@
         </w:rPr>
       </w:pPr>
       <w:bookmarkStart w:id="87" w:name="_Toc203638665"/>
-      <w:bookmarkStart w:id="88" w:name="_Toc209113056"/>
+      <w:bookmarkStart w:id="88" w:name="_Toc209133704"/>
       <w:r>
         <w:rPr>
           <w:szCs w:val="24"/>
@@ -15466,7 +15476,7 @@
           <w:szCs w:val="24"/>
         </w:rPr>
       </w:pPr>
-      <w:bookmarkStart w:id="91" w:name="_Toc209113057"/>
+      <w:bookmarkStart w:id="91" w:name="_Toc209133705"/>
       <w:r>
         <w:rPr>
           <w:szCs w:val="24"/>
@@ -15978,7 +15988,7 @@
         </w:rPr>
         <w:t xml:space="preserve"> </w:t>
       </w:r>
-      <w:bookmarkStart w:id="94" w:name="_Toc209113058"/>
+      <w:bookmarkStart w:id="94" w:name="_Toc209133706"/>
       <w:r>
         <w:rPr>
           <w:szCs w:val="24"/>
@@ -17095,7 +17105,7 @@
         </w:rPr>
       </w:pPr>
       <w:bookmarkStart w:id="97" w:name="_Toc203638674"/>
-      <w:bookmarkStart w:id="98" w:name="_Toc209113059"/>
+      <w:bookmarkStart w:id="98" w:name="_Toc209133707"/>
       <w:r>
         <w:rPr>
           <w:rFonts w:cs="Times New Roman"/>
@@ -17141,7 +17151,7 @@
         </w:rPr>
         <w:t xml:space="preserve"> </w:t>
       </w:r>
-      <w:bookmarkStart w:id="100" w:name="_Toc209113060"/>
+      <w:bookmarkStart w:id="100" w:name="_Toc209133708"/>
       <w:r>
         <w:rPr>
           <w:szCs w:val="24"/>
@@ -17249,7 +17259,7 @@
         </w:rPr>
         <w:t xml:space="preserve"> </w:t>
       </w:r>
-      <w:bookmarkStart w:id="102" w:name="_Toc209113061"/>
+      <w:bookmarkStart w:id="102" w:name="_Toc209133709"/>
       <w:r>
         <w:rPr>
           <w:szCs w:val="24"/>
@@ -17327,7 +17337,7 @@
         </w:rPr>
       </w:pPr>
       <w:bookmarkStart w:id="103" w:name="_Toc203638677"/>
-      <w:bookmarkStart w:id="104" w:name="_Toc209113062"/>
+      <w:bookmarkStart w:id="104" w:name="_Toc209133710"/>
       <w:r>
         <w:rPr>
           <w:szCs w:val="24"/>
@@ -17404,7 +17414,7 @@
         </w:rPr>
       </w:pPr>
       <w:bookmarkStart w:id="105" w:name="_Toc203638679"/>
-      <w:bookmarkStart w:id="106" w:name="_Toc209113063"/>
+      <w:bookmarkStart w:id="106" w:name="_Toc209133711"/>
       <w:r>
         <w:rPr>
           <w:szCs w:val="24"/>
@@ -17495,7 +17505,7 @@
         </w:rPr>
       </w:pPr>
       <w:bookmarkStart w:id="107" w:name="_Toc203638680"/>
-      <w:bookmarkStart w:id="108" w:name="_Toc209113064"/>
+      <w:bookmarkStart w:id="108" w:name="_Toc209133712"/>
       <w:r>
         <w:rPr>
           <w:rFonts w:cs="Times New Roman"/>
@@ -17709,7 +17719,7 @@
           <w:lang w:val="en-GB"/>
         </w:rPr>
       </w:pPr>
-      <w:bookmarkStart w:id="109" w:name="_Toc209113065"/>
+      <w:bookmarkStart w:id="109" w:name="_Toc209133713"/>
       <w:r>
         <w:rPr>
           <w:lang w:val="en-GB"/>
@@ -17729,7 +17739,7 @@
           <w:lang w:val="en-GB"/>
         </w:rPr>
       </w:pPr>
-      <w:bookmarkStart w:id="110" w:name="_Toc209113066"/>
+      <w:bookmarkStart w:id="110" w:name="_Toc209133714"/>
       <w:r>
         <w:rPr>
           <w:rFonts w:cs="Times New Roman"/>
@@ -18011,9 +18021,9 @@
           <w:szCs w:val="24"/>
         </w:rPr>
         <w:drawing>
-          <wp:inline distT="0" distB="0" distL="0" distR="0" wp14:anchorId="10398348" wp14:editId="1D7D49AE">
-            <wp:extent cx="5734050" cy="3228975"/>
-            <wp:effectExtent l="0" t="0" r="0" b="9525"/>
+          <wp:inline distT="0" distB="0" distL="0" distR="0" wp14:anchorId="10398348" wp14:editId="799194A2">
+            <wp:extent cx="5734050" cy="3225403"/>
+            <wp:effectExtent l="0" t="0" r="0" b="0"/>
             <wp:docPr id="753644931" name="Picture 32"/>
             <wp:cNvGraphicFramePr>
               <a:graphicFrameLocks xmlns:a="http://schemas.openxmlformats.org/drawingml/2006/main" noChangeAspect="1"/>
@@ -18022,20 +18032,19 @@
               <a:graphicData uri="http://schemas.openxmlformats.org/drawingml/2006/picture">
                 <pic:pic xmlns:pic="http://schemas.openxmlformats.org/drawingml/2006/picture">
                   <pic:nvPicPr>
-                    <pic:cNvPr id="0" name="Picture 1"/>
+                    <pic:cNvPr id="753644931" name="Picture 32"/>
                     <pic:cNvPicPr>
                       <a:picLocks noChangeAspect="1" noChangeArrowheads="1"/>
                     </pic:cNvPicPr>
                   </pic:nvPicPr>
                   <pic:blipFill>
-                    <a:blip r:embed="rId12">
+                    <a:blip r:embed="rId12" cstate="print">
                       <a:extLst>
                         <a:ext uri="{28A0092B-C50C-407E-A947-70E740481C1C}">
                           <a14:useLocalDpi xmlns:a14="http://schemas.microsoft.com/office/drawing/2010/main" val="0"/>
                         </a:ext>
                       </a:extLst>
                     </a:blip>
-                    <a:srcRect/>
                     <a:stretch>
                       <a:fillRect/>
                     </a:stretch>
@@ -18043,7 +18052,7 @@
                   <pic:spPr bwMode="auto">
                     <a:xfrm>
                       <a:off x="0" y="0"/>
-                      <a:ext cx="5734050" cy="3228975"/>
+                      <a:ext cx="5734050" cy="3225403"/>
                     </a:xfrm>
                     <a:prstGeom prst="rect">
                       <a:avLst/>
@@ -18069,7 +18078,7 @@
           <w:szCs w:val="24"/>
         </w:rPr>
       </w:pPr>
-      <w:bookmarkStart w:id="111" w:name="_Toc209113080"/>
+      <w:bookmarkStart w:id="111" w:name="_Toc209133728"/>
       <w:r>
         <w:rPr>
           <w:sz w:val="24"/>
@@ -18161,9 +18170,9 @@
         </w:rPr>
         <w:lastRenderedPageBreak/>
         <w:drawing>
-          <wp:inline distT="0" distB="0" distL="0" distR="0" wp14:anchorId="096E28B7" wp14:editId="63EA62BE">
-            <wp:extent cx="5734050" cy="3228975"/>
-            <wp:effectExtent l="0" t="0" r="0" b="9525"/>
+          <wp:inline distT="0" distB="0" distL="0" distR="0" wp14:anchorId="096E28B7" wp14:editId="71FFB361">
+            <wp:extent cx="5734050" cy="3225403"/>
+            <wp:effectExtent l="0" t="0" r="0" b="0"/>
             <wp:docPr id="1621553719" name="Picture 31"/>
             <wp:cNvGraphicFramePr>
               <a:graphicFrameLocks xmlns:a="http://schemas.openxmlformats.org/drawingml/2006/main" noChangeAspect="1"/>
@@ -18172,20 +18181,19 @@
               <a:graphicData uri="http://schemas.openxmlformats.org/drawingml/2006/picture">
                 <pic:pic xmlns:pic="http://schemas.openxmlformats.org/drawingml/2006/picture">
                   <pic:nvPicPr>
-                    <pic:cNvPr id="0" name="Picture 2"/>
+                    <pic:cNvPr id="1621553719" name="Picture 31"/>
                     <pic:cNvPicPr>
                       <a:picLocks noChangeAspect="1" noChangeArrowheads="1"/>
                     </pic:cNvPicPr>
                   </pic:nvPicPr>
                   <pic:blipFill>
-                    <a:blip r:embed="rId13">
+                    <a:blip r:embed="rId13" cstate="print">
                       <a:extLst>
                         <a:ext uri="{28A0092B-C50C-407E-A947-70E740481C1C}">
                           <a14:useLocalDpi xmlns:a14="http://schemas.microsoft.com/office/drawing/2010/main" val="0"/>
                         </a:ext>
                       </a:extLst>
                     </a:blip>
-                    <a:srcRect/>
                     <a:stretch>
                       <a:fillRect/>
                     </a:stretch>
@@ -18193,7 +18201,7 @@
                   <pic:spPr bwMode="auto">
                     <a:xfrm>
                       <a:off x="0" y="0"/>
-                      <a:ext cx="5734050" cy="3228975"/>
+                      <a:ext cx="5734050" cy="3225403"/>
                     </a:xfrm>
                     <a:prstGeom prst="rect">
                       <a:avLst/>
@@ -18219,7 +18227,7 @@
           <w:szCs w:val="24"/>
         </w:rPr>
       </w:pPr>
-      <w:bookmarkStart w:id="112" w:name="_Toc209113081"/>
+      <w:bookmarkStart w:id="112" w:name="_Toc209133729"/>
       <w:r>
         <w:rPr>
           <w:sz w:val="24"/>
@@ -18287,9 +18295,9 @@
           <w:szCs w:val="24"/>
         </w:rPr>
         <w:drawing>
-          <wp:inline distT="0" distB="0" distL="0" distR="0" wp14:anchorId="621CB9DD" wp14:editId="451FB746">
-            <wp:extent cx="5734050" cy="3228975"/>
-            <wp:effectExtent l="0" t="0" r="0" b="9525"/>
+          <wp:inline distT="0" distB="0" distL="0" distR="0" wp14:anchorId="621CB9DD" wp14:editId="4A6A7B0E">
+            <wp:extent cx="5734050" cy="3225403"/>
+            <wp:effectExtent l="0" t="0" r="0" b="0"/>
             <wp:docPr id="1116963231" name="Picture 30"/>
             <wp:cNvGraphicFramePr>
               <a:graphicFrameLocks xmlns:a="http://schemas.openxmlformats.org/drawingml/2006/main" noChangeAspect="1"/>
@@ -18298,20 +18306,19 @@
               <a:graphicData uri="http://schemas.openxmlformats.org/drawingml/2006/picture">
                 <pic:pic xmlns:pic="http://schemas.openxmlformats.org/drawingml/2006/picture">
                   <pic:nvPicPr>
-                    <pic:cNvPr id="0" name="Picture 3"/>
+                    <pic:cNvPr id="1116963231" name="Picture 30"/>
                     <pic:cNvPicPr>
                       <a:picLocks noChangeAspect="1" noChangeArrowheads="1"/>
                     </pic:cNvPicPr>
                   </pic:nvPicPr>
                   <pic:blipFill>
-                    <a:blip r:embed="rId14">
+                    <a:blip r:embed="rId14" cstate="print">
                       <a:extLst>
                         <a:ext uri="{28A0092B-C50C-407E-A947-70E740481C1C}">
                           <a14:useLocalDpi xmlns:a14="http://schemas.microsoft.com/office/drawing/2010/main" val="0"/>
                         </a:ext>
                       </a:extLst>
                     </a:blip>
-                    <a:srcRect/>
                     <a:stretch>
                       <a:fillRect/>
                     </a:stretch>
@@ -18319,7 +18326,7 @@
                   <pic:spPr bwMode="auto">
                     <a:xfrm>
                       <a:off x="0" y="0"/>
-                      <a:ext cx="5734050" cy="3228975"/>
+                      <a:ext cx="5734050" cy="3225403"/>
                     </a:xfrm>
                     <a:prstGeom prst="rect">
                       <a:avLst/>
@@ -18348,7 +18355,7 @@
           <w:lang w:val="en-GB"/>
         </w:rPr>
       </w:pPr>
-      <w:bookmarkStart w:id="113" w:name="_Toc209113082"/>
+      <w:bookmarkStart w:id="113" w:name="_Toc209133730"/>
       <w:r>
         <w:rPr>
           <w:sz w:val="24"/>
@@ -18423,7 +18430,7 @@
           <w:lang w:val="en-GB"/>
         </w:rPr>
       </w:pPr>
-      <w:bookmarkStart w:id="114" w:name="_Toc209113067"/>
+      <w:bookmarkStart w:id="114" w:name="_Toc209133715"/>
       <w:r>
         <w:rPr>
           <w:rStyle w:val="Heading3Char"/>
@@ -18458,9 +18465,9 @@
           <w:szCs w:val="24"/>
         </w:rPr>
         <w:drawing>
-          <wp:inline distT="0" distB="0" distL="0" distR="0" wp14:anchorId="1DF0D8FF" wp14:editId="3BDB30D0">
-            <wp:extent cx="4140200" cy="5175250"/>
-            <wp:effectExtent l="0" t="0" r="0" b="6350"/>
+          <wp:inline distT="0" distB="0" distL="0" distR="0" wp14:anchorId="1DF0D8FF" wp14:editId="2926A3E6">
+            <wp:extent cx="4151391" cy="5189240"/>
+            <wp:effectExtent l="0" t="0" r="1905" b="0"/>
             <wp:docPr id="514227025" name="Picture 29"/>
             <wp:cNvGraphicFramePr>
               <a:graphicFrameLocks xmlns:a="http://schemas.openxmlformats.org/drawingml/2006/main" noChangeAspect="1"/>
@@ -18469,7 +18476,7 @@
               <a:graphicData uri="http://schemas.openxmlformats.org/drawingml/2006/picture">
                 <pic:pic xmlns:pic="http://schemas.openxmlformats.org/drawingml/2006/picture">
                   <pic:nvPicPr>
-                    <pic:cNvPr id="0" name="Picture 5"/>
+                    <pic:cNvPr id="514227025" name="Picture 29"/>
                     <pic:cNvPicPr>
                       <a:picLocks noChangeAspect="1" noChangeArrowheads="1"/>
                     </pic:cNvPicPr>
@@ -18482,7 +18489,6 @@
                         </a:ext>
                       </a:extLst>
                     </a:blip>
-                    <a:srcRect/>
                     <a:stretch>
                       <a:fillRect/>
                     </a:stretch>
@@ -18490,7 +18496,7 @@
                   <pic:spPr bwMode="auto">
                     <a:xfrm>
                       <a:off x="0" y="0"/>
-                      <a:ext cx="4151392" cy="5189240"/>
+                      <a:ext cx="4151391" cy="5189240"/>
                     </a:xfrm>
                     <a:prstGeom prst="rect">
                       <a:avLst/>
@@ -18518,7 +18524,7 @@
           <w:lang w:val="en-GB"/>
         </w:rPr>
       </w:pPr>
-      <w:bookmarkStart w:id="115" w:name="_Toc209113083"/>
+      <w:bookmarkStart w:id="115" w:name="_Toc209133731"/>
       <w:r>
         <w:rPr>
           <w:sz w:val="24"/>
@@ -18622,8 +18628,8 @@
         </w:rPr>
         <w:lastRenderedPageBreak/>
         <w:drawing>
-          <wp:inline distT="0" distB="0" distL="0" distR="0" wp14:anchorId="0B07A758" wp14:editId="66495644">
-            <wp:extent cx="4330700" cy="5419043"/>
+          <wp:inline distT="0" distB="0" distL="0" distR="0" wp14:anchorId="0B07A758" wp14:editId="3BFE62F2">
+            <wp:extent cx="4363723" cy="5454653"/>
             <wp:effectExtent l="0" t="0" r="0" b="0"/>
             <wp:docPr id="1356649674" name="Picture 28"/>
             <wp:cNvGraphicFramePr>
@@ -18633,7 +18639,7 @@
               <a:graphicData uri="http://schemas.openxmlformats.org/drawingml/2006/picture">
                 <pic:pic xmlns:pic="http://schemas.openxmlformats.org/drawingml/2006/picture">
                   <pic:nvPicPr>
-                    <pic:cNvPr id="0" name="Picture 4"/>
+                    <pic:cNvPr id="1356649674" name="Picture 28"/>
                     <pic:cNvPicPr>
                       <a:picLocks noChangeAspect="1" noChangeArrowheads="1"/>
                     </pic:cNvPicPr>
@@ -18646,7 +18652,6 @@
                         </a:ext>
                       </a:extLst>
                     </a:blip>
-                    <a:srcRect/>
                     <a:stretch>
                       <a:fillRect/>
                     </a:stretch>
@@ -18654,7 +18659,7 @@
                   <pic:spPr bwMode="auto">
                     <a:xfrm>
                       <a:off x="0" y="0"/>
-                      <a:ext cx="4363723" cy="5460365"/>
+                      <a:ext cx="4363723" cy="5454653"/>
                     </a:xfrm>
                     <a:prstGeom prst="rect">
                       <a:avLst/>
@@ -18682,7 +18687,7 @@
           <w:lang w:val="en-GB"/>
         </w:rPr>
       </w:pPr>
-      <w:bookmarkStart w:id="116" w:name="_Toc209113084"/>
+      <w:bookmarkStart w:id="116" w:name="_Toc209133732"/>
       <w:r>
         <w:rPr>
           <w:sz w:val="24"/>
@@ -18771,9 +18776,9 @@
         </w:rPr>
         <w:lastRenderedPageBreak/>
         <w:drawing>
-          <wp:inline distT="0" distB="0" distL="0" distR="0" wp14:anchorId="2321CBDA" wp14:editId="2B708204">
-            <wp:extent cx="4729887" cy="5924550"/>
-            <wp:effectExtent l="0" t="0" r="0" b="0"/>
+          <wp:inline distT="0" distB="0" distL="0" distR="0" wp14:anchorId="2321CBDA" wp14:editId="5EB0B436">
+            <wp:extent cx="4778458" cy="5973072"/>
+            <wp:effectExtent l="0" t="0" r="3175" b="8890"/>
             <wp:docPr id="175980565" name="Picture 27"/>
             <wp:cNvGraphicFramePr>
               <a:graphicFrameLocks xmlns:a="http://schemas.openxmlformats.org/drawingml/2006/main" noChangeAspect="1"/>
@@ -18782,7 +18787,7 @@
               <a:graphicData uri="http://schemas.openxmlformats.org/drawingml/2006/picture">
                 <pic:pic xmlns:pic="http://schemas.openxmlformats.org/drawingml/2006/picture">
                   <pic:nvPicPr>
-                    <pic:cNvPr id="0" name="Picture 6"/>
+                    <pic:cNvPr id="175980565" name="Picture 27"/>
                     <pic:cNvPicPr>
                       <a:picLocks noChangeAspect="1" noChangeArrowheads="1"/>
                     </pic:cNvPicPr>
@@ -18795,7 +18800,6 @@
                         </a:ext>
                       </a:extLst>
                     </a:blip>
-                    <a:srcRect/>
                     <a:stretch>
                       <a:fillRect/>
                     </a:stretch>
@@ -18803,7 +18807,7 @@
                   <pic:spPr bwMode="auto">
                     <a:xfrm>
                       <a:off x="0" y="0"/>
-                      <a:ext cx="4778458" cy="5985389"/>
+                      <a:ext cx="4778458" cy="5973072"/>
                     </a:xfrm>
                     <a:prstGeom prst="rect">
                       <a:avLst/>
@@ -18831,7 +18835,7 @@
           <w:lang w:val="en-GB"/>
         </w:rPr>
       </w:pPr>
-      <w:bookmarkStart w:id="117" w:name="_Toc209113085"/>
+      <w:bookmarkStart w:id="117" w:name="_Toc209133733"/>
       <w:r>
         <w:rPr>
           <w:sz w:val="24"/>
@@ -18932,9 +18936,9 @@
         </w:rPr>
         <w:lastRenderedPageBreak/>
         <w:drawing>
-          <wp:inline distT="0" distB="0" distL="0" distR="0" wp14:anchorId="1F90FE06" wp14:editId="2271B3D7">
-            <wp:extent cx="4857750" cy="6091065"/>
-            <wp:effectExtent l="0" t="0" r="0" b="5080"/>
+          <wp:inline distT="0" distB="0" distL="0" distR="0" wp14:anchorId="1F90FE06" wp14:editId="1C2BFDB4">
+            <wp:extent cx="4871036" cy="6088795"/>
+            <wp:effectExtent l="0" t="0" r="6350" b="7620"/>
             <wp:docPr id="1003055851" name="Picture 26"/>
             <wp:cNvGraphicFramePr>
               <a:graphicFrameLocks xmlns:a="http://schemas.openxmlformats.org/drawingml/2006/main" noChangeAspect="1"/>
@@ -18943,7 +18947,7 @@
               <a:graphicData uri="http://schemas.openxmlformats.org/drawingml/2006/picture">
                 <pic:pic xmlns:pic="http://schemas.openxmlformats.org/drawingml/2006/picture">
                   <pic:nvPicPr>
-                    <pic:cNvPr id="0" name="Picture 7"/>
+                    <pic:cNvPr id="1003055851" name="Picture 26"/>
                     <pic:cNvPicPr>
                       <a:picLocks noChangeAspect="1" noChangeArrowheads="1"/>
                     </pic:cNvPicPr>
@@ -18956,7 +18960,6 @@
                         </a:ext>
                       </a:extLst>
                     </a:blip>
-                    <a:srcRect/>
                     <a:stretch>
                       <a:fillRect/>
                     </a:stretch>
@@ -18964,7 +18967,7 @@
                   <pic:spPr bwMode="auto">
                     <a:xfrm>
                       <a:off x="0" y="0"/>
-                      <a:ext cx="4871036" cy="6107724"/>
+                      <a:ext cx="4871036" cy="6088795"/>
                     </a:xfrm>
                     <a:prstGeom prst="rect">
                       <a:avLst/>
@@ -18991,7 +18994,7 @@
           <w:szCs w:val="24"/>
         </w:rPr>
       </w:pPr>
-      <w:bookmarkStart w:id="118" w:name="_Toc209113086"/>
+      <w:bookmarkStart w:id="118" w:name="_Toc209133734"/>
       <w:r>
         <w:rPr>
           <w:sz w:val="24"/>
@@ -19292,7 +19295,7 @@
           <w:szCs w:val="24"/>
         </w:rPr>
       </w:pPr>
-      <w:bookmarkStart w:id="119" w:name="_Toc209113068"/>
+      <w:bookmarkStart w:id="119" w:name="_Toc209133716"/>
       <w:r>
         <w:rPr>
           <w:rStyle w:val="Heading3Char"/>
@@ -19317,9 +19320,9 @@
           <w:szCs w:val="24"/>
         </w:rPr>
         <w:drawing>
-          <wp:inline distT="0" distB="0" distL="0" distR="0" wp14:anchorId="35AC4DC2" wp14:editId="456DB05E">
-            <wp:extent cx="5867400" cy="3435350"/>
-            <wp:effectExtent l="0" t="0" r="0" b="0"/>
+          <wp:inline distT="0" distB="0" distL="0" distR="0" wp14:anchorId="35AC4DC2" wp14:editId="037B2D6B">
+            <wp:extent cx="5868670" cy="3289300"/>
+            <wp:effectExtent l="0" t="0" r="0" b="6350"/>
             <wp:docPr id="673005549" name="Picture 25"/>
             <wp:cNvGraphicFramePr>
               <a:graphicFrameLocks xmlns:a="http://schemas.openxmlformats.org/drawingml/2006/main" noChangeAspect="1"/>
@@ -19328,20 +19331,19 @@
               <a:graphicData uri="http://schemas.openxmlformats.org/drawingml/2006/picture">
                 <pic:pic xmlns:pic="http://schemas.openxmlformats.org/drawingml/2006/picture">
                   <pic:nvPicPr>
-                    <pic:cNvPr id="0" name="Picture 8"/>
+                    <pic:cNvPr id="673005549" name="Picture 25"/>
                     <pic:cNvPicPr>
                       <a:picLocks noChangeAspect="1" noChangeArrowheads="1"/>
                     </pic:cNvPicPr>
                   </pic:nvPicPr>
                   <pic:blipFill>
-                    <a:blip r:embed="rId19">
+                    <a:blip r:embed="rId19" cstate="print">
                       <a:extLst>
                         <a:ext uri="{28A0092B-C50C-407E-A947-70E740481C1C}">
                           <a14:useLocalDpi xmlns:a14="http://schemas.microsoft.com/office/drawing/2010/main" val="0"/>
                         </a:ext>
                       </a:extLst>
                     </a:blip>
-                    <a:srcRect/>
                     <a:stretch>
                       <a:fillRect/>
                     </a:stretch>
@@ -19349,7 +19351,7 @@
                   <pic:spPr bwMode="auto">
                     <a:xfrm>
                       <a:off x="0" y="0"/>
-                      <a:ext cx="5869644" cy="3436664"/>
+                      <a:ext cx="5869650" cy="3289849"/>
                     </a:xfrm>
                     <a:prstGeom prst="rect">
                       <a:avLst/>
@@ -19378,7 +19380,7 @@
           <w:lang w:val="en-GB"/>
         </w:rPr>
       </w:pPr>
-      <w:bookmarkStart w:id="120" w:name="_Toc209113087"/>
+      <w:bookmarkStart w:id="120" w:name="_Toc209133735"/>
       <w:r>
         <w:rPr>
           <w:sz w:val="24"/>
@@ -19470,9 +19472,9 @@
         </w:rPr>
         <w:lastRenderedPageBreak/>
         <w:drawing>
-          <wp:inline distT="0" distB="0" distL="0" distR="0" wp14:anchorId="2E2FE086" wp14:editId="698CDDFE">
-            <wp:extent cx="5734049" cy="3276600"/>
-            <wp:effectExtent l="0" t="0" r="635" b="0"/>
+          <wp:inline distT="0" distB="0" distL="0" distR="0" wp14:anchorId="2E2FE086" wp14:editId="2DFBE7BC">
+            <wp:extent cx="5734049" cy="3276599"/>
+            <wp:effectExtent l="0" t="0" r="635" b="635"/>
             <wp:docPr id="839261326" name="Picture 24"/>
             <wp:cNvGraphicFramePr>
               <a:graphicFrameLocks xmlns:a="http://schemas.openxmlformats.org/drawingml/2006/main" noChangeAspect="1"/>
@@ -19501,7 +19503,7 @@
                   <pic:spPr bwMode="auto">
                     <a:xfrm>
                       <a:off x="0" y="0"/>
-                      <a:ext cx="5734049" cy="3276600"/>
+                      <a:ext cx="5734049" cy="3276599"/>
                     </a:xfrm>
                     <a:prstGeom prst="rect">
                       <a:avLst/>
@@ -19529,7 +19531,7 @@
           <w:szCs w:val="24"/>
         </w:rPr>
       </w:pPr>
-      <w:bookmarkStart w:id="121" w:name="_Toc209113088"/>
+      <w:bookmarkStart w:id="121" w:name="_Toc209133736"/>
       <w:r>
         <w:rPr>
           <w:sz w:val="24"/>
@@ -19592,24 +19594,6 @@
           <w:szCs w:val="24"/>
         </w:rPr>
       </w:pPr>
-    </w:p>
-    <w:p>
-      <w:pPr>
-        <w:spacing w:line="480" w:lineRule="auto"/>
-        <w:jc w:val="both"/>
-        <w:rPr>
-          <w:rFonts w:cs="Times New Roman"/>
-          <w:color w:val="auto"/>
-          <w:szCs w:val="24"/>
-        </w:rPr>
-      </w:pPr>
-    </w:p>
-    <w:p>
-      <w:pPr>
-        <w:keepNext/>
-        <w:spacing w:line="480" w:lineRule="auto"/>
-        <w:jc w:val="both"/>
-      </w:pPr>
       <w:r>
         <w:rPr>
           <w:rFonts w:cs="Times New Roman"/>
@@ -19618,9 +19602,9 @@
           <w:szCs w:val="24"/>
         </w:rPr>
         <w:drawing>
-          <wp:inline distT="0" distB="0" distL="0" distR="0" wp14:anchorId="7DC52E5F" wp14:editId="3EB158E6">
-            <wp:extent cx="5829300" cy="2647950"/>
-            <wp:effectExtent l="0" t="0" r="0" b="0"/>
+          <wp:inline distT="0" distB="0" distL="0" distR="0" wp14:anchorId="3C77271C" wp14:editId="35202A1A">
+            <wp:extent cx="5586711" cy="2546350"/>
+            <wp:effectExtent l="0" t="0" r="0" b="6350"/>
             <wp:docPr id="1676134968" name="Picture 23"/>
             <wp:cNvGraphicFramePr>
               <a:graphicFrameLocks xmlns:a="http://schemas.openxmlformats.org/drawingml/2006/main" noChangeAspect="1"/>
@@ -19629,20 +19613,19 @@
               <a:graphicData uri="http://schemas.openxmlformats.org/drawingml/2006/picture">
                 <pic:pic xmlns:pic="http://schemas.openxmlformats.org/drawingml/2006/picture">
                   <pic:nvPicPr>
-                    <pic:cNvPr id="0" name="Picture 10"/>
+                    <pic:cNvPr id="1676134968" name="Picture 23"/>
                     <pic:cNvPicPr>
                       <a:picLocks noChangeAspect="1" noChangeArrowheads="1"/>
                     </pic:cNvPicPr>
                   </pic:nvPicPr>
                   <pic:blipFill>
-                    <a:blip r:embed="rId21">
+                    <a:blip r:embed="rId21" cstate="print">
                       <a:extLst>
                         <a:ext uri="{28A0092B-C50C-407E-A947-70E740481C1C}">
                           <a14:useLocalDpi xmlns:a14="http://schemas.microsoft.com/office/drawing/2010/main" val="0"/>
                         </a:ext>
                       </a:extLst>
                     </a:blip>
-                    <a:srcRect/>
                     <a:stretch>
                       <a:fillRect/>
                     </a:stretch>
@@ -19650,7 +19633,7 @@
                   <pic:spPr bwMode="auto">
                     <a:xfrm>
                       <a:off x="0" y="0"/>
-                      <a:ext cx="5876484" cy="2669383"/>
+                      <a:ext cx="5605595" cy="2554957"/>
                     </a:xfrm>
                     <a:prstGeom prst="rect">
                       <a:avLst/>
@@ -19678,7 +19661,7 @@
           <w:szCs w:val="24"/>
         </w:rPr>
       </w:pPr>
-      <w:bookmarkStart w:id="122" w:name="_Toc209113089"/>
+      <w:bookmarkStart w:id="122" w:name="_Toc209133737"/>
       <w:r>
         <w:rPr>
           <w:sz w:val="24"/>
@@ -19747,24 +19730,32 @@
           <w:color w:val="auto"/>
           <w:szCs w:val="24"/>
         </w:rPr>
+        <w:t xml:space="preserve">The decadal distribution of extreme rainfall days (Figure </w:t>
+      </w:r>
+      <w:r>
+        <w:rPr>
+          <w:rFonts w:cs="Times New Roman"/>
+          <w:color w:val="auto"/>
+          <w:szCs w:val="24"/>
+        </w:rPr>
+        <w:t>11</w:t>
+      </w:r>
+      <w:r>
+        <w:rPr>
+          <w:rFonts w:cs="Times New Roman"/>
+          <w:color w:val="auto"/>
+          <w:szCs w:val="24"/>
+        </w:rPr>
+        <w:t xml:space="preserve">) reveals a gradual upward shift in the central tendency of extremes from the 1990s through the 2020s. Median values in the 1990s were around 17 days per year, rising to nearly 19–20 days in the most recent decade. The interquartile range has also broadened, suggesting greater variability in the frequency of extremes in recent </w:t>
+      </w:r>
+      <w:r>
+        <w:rPr>
+          <w:rFonts w:cs="Times New Roman"/>
+          <w:color w:val="auto"/>
+          <w:szCs w:val="24"/>
+        </w:rPr>
         <w:lastRenderedPageBreak/>
-        <w:t xml:space="preserve">The decadal distribution of extreme rainfall days (Figure </w:t>
-      </w:r>
-      <w:r>
-        <w:rPr>
-          <w:rFonts w:cs="Times New Roman"/>
-          <w:color w:val="auto"/>
-          <w:szCs w:val="24"/>
-        </w:rPr>
-        <w:t>11</w:t>
-      </w:r>
-      <w:r>
-        <w:rPr>
-          <w:rFonts w:cs="Times New Roman"/>
-          <w:color w:val="auto"/>
-          <w:szCs w:val="24"/>
-        </w:rPr>
-        <w:t>) reveals a gradual upward shift in the central tendency of extremes from the 1990s through the 2020s. Median values in the 1990s were around 17 days per year, rising to nearly 19–20 days in the most recent decade. The interquartile range has also broadened, suggesting greater variability in the frequency of extremes in recent decades. Although the overall increase is modest, the presence of more frequent high outliers in the 2010s and 2020s underscores the growing occurrence of particularly wet years, consistent with intensification signals observed in the coastal and forest zones. This aligns with other West African studies reporting increases in heavy rainfall events despite a relatively stable or declining annual mean rainfall.</w:t>
+        <w:t>decades. Although the overall increase is modest, the presence of more frequent high outliers in the 2010s and 2020s underscores the growing occurrence of particularly wet years, consistent with intensification signals observed in the coastal and forest zones. This aligns with other West African studies reporting increases in heavy rainfall events despite a relatively stable or declining annual mean rainfall.</w:t>
       </w:r>
     </w:p>
     <w:p>
@@ -19834,8 +19825,19 @@
           <w:color w:val="auto"/>
           <w:szCs w:val="24"/>
         </w:rPr>
-        <w:t xml:space="preserve">). Along the coast, return levels for 10-year events frequently exceed 150–200 mm, with some stations such as Axim projecting over 250 mm for 20-year return periods. By comparison, forest-zone stations cluster around 100–140 mm for 10-year return levels, while savannah stations generally range between 80–120 mm. Nonetheless, certain savannah locations </w:t>
-      </w:r>
+        <w:t>). Along the coast, return levels for 10-year events frequently exceed 150–200 mm, with some stations such as Axim projecting over 250 mm for 20-year return periods. By comparison, forest-zone stations cluster around 100–140 mm for 10-year return levels, while savannah stations generally range between 80–120 mm. Nonetheless, certain savannah locations (e.g., Kete-Krachi, Navrongo) display notably higher return levels than the zonal average, reflecting localized vulnerability to high-intensity rainfall. These findings confirm that the coastal belt is most exposed to short-duration, high-intensity rainfall extremes, while the northern savannah remains vulnerable to less frequent but occasionally severe bursts.</w:t>
+      </w:r>
+    </w:p>
+    <w:p>
+      <w:pPr>
+        <w:spacing w:line="480" w:lineRule="auto"/>
+        <w:jc w:val="both"/>
+        <w:rPr>
+          <w:rFonts w:cs="Times New Roman"/>
+          <w:color w:val="auto"/>
+          <w:szCs w:val="24"/>
+        </w:rPr>
+      </w:pPr>
       <w:r>
         <w:rPr>
           <w:rFonts w:cs="Times New Roman"/>
@@ -19843,25 +19845,6 @@
           <w:szCs w:val="24"/>
         </w:rPr>
         <w:lastRenderedPageBreak/>
-        <w:t>(e.g., Kete-Krachi, Navrongo) display notably higher return levels than the zonal average, reflecting localized vulnerability to high-intensity rainfall. These findings confirm that the coastal belt is most exposed to short-duration, high-intensity rainfall extremes, while the northern savannah remains vulnerable to less frequent but occasionally severe bursts.</w:t>
-      </w:r>
-    </w:p>
-    <w:p>
-      <w:pPr>
-        <w:spacing w:line="480" w:lineRule="auto"/>
-        <w:jc w:val="both"/>
-        <w:rPr>
-          <w:rFonts w:cs="Times New Roman"/>
-          <w:color w:val="auto"/>
-          <w:szCs w:val="24"/>
-        </w:rPr>
-      </w:pPr>
-      <w:r>
-        <w:rPr>
-          <w:rFonts w:cs="Times New Roman"/>
-          <w:color w:val="auto"/>
-          <w:szCs w:val="24"/>
-        </w:rPr>
         <w:t>Taken together, the decadal boxplots, station-level heatmaps, and return-period curves provide strong evidence of a changing risk profile for extreme rainfall in Ghana. While interannual and interdecadal variability remains high, the data suggest a tendency toward more frequent and more intense extremes in recent decades, especially in the coastal zone. This corroborates the zonal and Sen’s slope analyses, painting a coherent picture of increasing hydrometeorological risk in southern Ghana and more heterogeneous trends in the north.</w:t>
       </w:r>
     </w:p>
@@ -19876,7 +19859,7 @@
           <w:lang w:val="en-GB"/>
         </w:rPr>
       </w:pPr>
-      <w:bookmarkStart w:id="123" w:name="_Toc209113069"/>
+      <w:bookmarkStart w:id="123" w:name="_Toc209133717"/>
       <w:r>
         <w:rPr>
           <w:rFonts w:cs="Times New Roman"/>
@@ -19988,9 +19971,9 @@
         </w:rPr>
         <w:lastRenderedPageBreak/>
         <w:drawing>
-          <wp:inline distT="0" distB="0" distL="0" distR="0" wp14:anchorId="1090ED79" wp14:editId="72E7DC87">
-            <wp:extent cx="5734050" cy="3438525"/>
-            <wp:effectExtent l="0" t="0" r="0" b="9525"/>
+          <wp:inline distT="0" distB="0" distL="0" distR="0" wp14:anchorId="1090ED79" wp14:editId="16225C1F">
+            <wp:extent cx="5730875" cy="3438525"/>
+            <wp:effectExtent l="0" t="0" r="3175" b="9525"/>
             <wp:docPr id="1358371319" name="Picture 22"/>
             <wp:cNvGraphicFramePr>
               <a:graphicFrameLocks xmlns:a="http://schemas.openxmlformats.org/drawingml/2006/main" noChangeAspect="1"/>
@@ -19999,20 +19982,19 @@
               <a:graphicData uri="http://schemas.openxmlformats.org/drawingml/2006/picture">
                 <pic:pic xmlns:pic="http://schemas.openxmlformats.org/drawingml/2006/picture">
                   <pic:nvPicPr>
-                    <pic:cNvPr id="0" name="Picture 11"/>
+                    <pic:cNvPr id="1358371319" name="Picture 22"/>
                     <pic:cNvPicPr>
                       <a:picLocks noChangeAspect="1" noChangeArrowheads="1"/>
                     </pic:cNvPicPr>
                   </pic:nvPicPr>
                   <pic:blipFill>
-                    <a:blip r:embed="rId22">
+                    <a:blip r:embed="rId22" cstate="print">
                       <a:extLst>
                         <a:ext uri="{28A0092B-C50C-407E-A947-70E740481C1C}">
                           <a14:useLocalDpi xmlns:a14="http://schemas.microsoft.com/office/drawing/2010/main" val="0"/>
                         </a:ext>
                       </a:extLst>
                     </a:blip>
-                    <a:srcRect/>
                     <a:stretch>
                       <a:fillRect/>
                     </a:stretch>
@@ -20020,7 +20002,7 @@
                   <pic:spPr bwMode="auto">
                     <a:xfrm>
                       <a:off x="0" y="0"/>
-                      <a:ext cx="5734050" cy="3438525"/>
+                      <a:ext cx="5730875" cy="3438525"/>
                     </a:xfrm>
                     <a:prstGeom prst="rect">
                       <a:avLst/>
@@ -20049,7 +20031,7 @@
           <w:lang w:val="en-GB"/>
         </w:rPr>
       </w:pPr>
-      <w:bookmarkStart w:id="124" w:name="_Toc209113090"/>
+      <w:bookmarkStart w:id="124" w:name="_Toc209133738"/>
       <w:r>
         <w:rPr>
           <w:sz w:val="24"/>
@@ -20299,9 +20281,9 @@
         </w:rPr>
         <w:lastRenderedPageBreak/>
         <w:drawing>
-          <wp:inline distT="0" distB="0" distL="0" distR="0" wp14:anchorId="22F2F148" wp14:editId="6027CAC3">
-            <wp:extent cx="5734050" cy="3438525"/>
-            <wp:effectExtent l="0" t="0" r="0" b="9525"/>
+          <wp:inline distT="0" distB="0" distL="0" distR="0" wp14:anchorId="22F2F148" wp14:editId="2B206DD5">
+            <wp:extent cx="5730875" cy="3438525"/>
+            <wp:effectExtent l="0" t="0" r="3175" b="9525"/>
             <wp:docPr id="397262192" name="Picture 21"/>
             <wp:cNvGraphicFramePr>
               <a:graphicFrameLocks xmlns:a="http://schemas.openxmlformats.org/drawingml/2006/main" noChangeAspect="1"/>
@@ -20310,20 +20292,19 @@
               <a:graphicData uri="http://schemas.openxmlformats.org/drawingml/2006/picture">
                 <pic:pic xmlns:pic="http://schemas.openxmlformats.org/drawingml/2006/picture">
                   <pic:nvPicPr>
-                    <pic:cNvPr id="0" name="Picture 12"/>
+                    <pic:cNvPr id="397262192" name="Picture 21"/>
                     <pic:cNvPicPr>
                       <a:picLocks noChangeAspect="1" noChangeArrowheads="1"/>
                     </pic:cNvPicPr>
                   </pic:nvPicPr>
                   <pic:blipFill>
-                    <a:blip r:embed="rId23">
+                    <a:blip r:embed="rId23" cstate="print">
                       <a:extLst>
                         <a:ext uri="{28A0092B-C50C-407E-A947-70E740481C1C}">
                           <a14:useLocalDpi xmlns:a14="http://schemas.microsoft.com/office/drawing/2010/main" val="0"/>
                         </a:ext>
                       </a:extLst>
                     </a:blip>
-                    <a:srcRect/>
                     <a:stretch>
                       <a:fillRect/>
                     </a:stretch>
@@ -20331,7 +20312,7 @@
                   <pic:spPr bwMode="auto">
                     <a:xfrm>
                       <a:off x="0" y="0"/>
-                      <a:ext cx="5734050" cy="3438525"/>
+                      <a:ext cx="5730875" cy="3438525"/>
                     </a:xfrm>
                     <a:prstGeom prst="rect">
                       <a:avLst/>
@@ -20359,7 +20340,7 @@
           <w:szCs w:val="24"/>
         </w:rPr>
       </w:pPr>
-      <w:bookmarkStart w:id="129" w:name="_Toc209113091"/>
+      <w:bookmarkStart w:id="129" w:name="_Toc209133739"/>
       <w:r>
         <w:rPr>
           <w:sz w:val="24"/>
@@ -20482,9 +20463,9 @@
         </w:rPr>
         <w:lastRenderedPageBreak/>
         <w:drawing>
-          <wp:inline distT="0" distB="0" distL="0" distR="0" wp14:anchorId="5D1F2515" wp14:editId="2495B8DD">
-            <wp:extent cx="5695950" cy="3454400"/>
-            <wp:effectExtent l="0" t="0" r="0" b="0"/>
+          <wp:inline distT="0" distB="0" distL="0" distR="0" wp14:anchorId="5D1F2515" wp14:editId="197AA9EE">
+            <wp:extent cx="5695950" cy="3254828"/>
+            <wp:effectExtent l="0" t="0" r="0" b="3175"/>
             <wp:docPr id="861161066" name="Picture 20"/>
             <wp:cNvGraphicFramePr>
               <a:graphicFrameLocks xmlns:a="http://schemas.openxmlformats.org/drawingml/2006/main" noChangeAspect="1"/>
@@ -20493,7 +20474,7 @@
               <a:graphicData uri="http://schemas.openxmlformats.org/drawingml/2006/picture">
                 <pic:pic xmlns:pic="http://schemas.openxmlformats.org/drawingml/2006/picture">
                   <pic:nvPicPr>
-                    <pic:cNvPr id="0" name="Picture 13"/>
+                    <pic:cNvPr id="861161066" name="Picture 20"/>
                     <pic:cNvPicPr>
                       <a:picLocks noChangeAspect="1" noChangeArrowheads="1"/>
                     </pic:cNvPicPr>
@@ -20506,7 +20487,6 @@
                         </a:ext>
                       </a:extLst>
                     </a:blip>
-                    <a:srcRect/>
                     <a:stretch>
                       <a:fillRect/>
                     </a:stretch>
@@ -20514,7 +20494,7 @@
                   <pic:spPr bwMode="auto">
                     <a:xfrm>
                       <a:off x="0" y="0"/>
-                      <a:ext cx="5695950" cy="3454400"/>
+                      <a:ext cx="5695950" cy="3254828"/>
                     </a:xfrm>
                     <a:prstGeom prst="rect">
                       <a:avLst/>
@@ -20542,7 +20522,7 @@
           <w:szCs w:val="24"/>
         </w:rPr>
       </w:pPr>
-      <w:bookmarkStart w:id="130" w:name="_Toc209113092"/>
+      <w:bookmarkStart w:id="130" w:name="_Toc209133740"/>
       <w:r>
         <w:rPr>
           <w:sz w:val="24"/>
@@ -20625,7 +20605,7 @@
           <w:lang w:val="en-GB"/>
         </w:rPr>
       </w:pPr>
-      <w:bookmarkStart w:id="131" w:name="_Toc209113070"/>
+      <w:bookmarkStart w:id="131" w:name="_Toc209133718"/>
       <w:r>
         <w:rPr>
           <w:rFonts w:cs="Times New Roman"/>
@@ -20703,24 +20683,32 @@
           <w:color w:val="auto"/>
           <w:szCs w:val="24"/>
         </w:rPr>
+        <w:t>The lagged correlation analysis (Figure</w:t>
+      </w:r>
+      <w:r>
+        <w:rPr>
+          <w:rFonts w:cs="Times New Roman"/>
+          <w:color w:val="auto"/>
+          <w:szCs w:val="24"/>
+        </w:rPr>
+        <w:t xml:space="preserve"> 17</w:t>
+      </w:r>
+      <w:r>
+        <w:rPr>
+          <w:rFonts w:cs="Times New Roman"/>
+          <w:color w:val="auto"/>
+          <w:szCs w:val="24"/>
+        </w:rPr>
+        <w:t xml:space="preserve">) indicates that ENSO anomalies are weakly but consistently related to the occurrence of extreme rainfall days. At zero lag, the correlation is </w:t>
+      </w:r>
+      <w:r>
+        <w:rPr>
+          <w:rFonts w:cs="Times New Roman"/>
+          <w:color w:val="auto"/>
+          <w:szCs w:val="24"/>
+        </w:rPr>
         <w:lastRenderedPageBreak/>
-        <w:t>The lagged correlation analysis (Figure</w:t>
-      </w:r>
-      <w:r>
-        <w:rPr>
-          <w:rFonts w:cs="Times New Roman"/>
-          <w:color w:val="auto"/>
-          <w:szCs w:val="24"/>
-        </w:rPr>
-        <w:t xml:space="preserve"> 17</w:t>
-      </w:r>
-      <w:r>
-        <w:rPr>
-          <w:rFonts w:cs="Times New Roman"/>
-          <w:color w:val="auto"/>
-          <w:szCs w:val="24"/>
-        </w:rPr>
-        <w:t>) indicates that ENSO anomalies are weakly but consistently related to the occurrence of extreme rainfall days. At zero lag, the correlation is slightly negative (r ≈ –0.02), suggesting that El Niño conditions tend to suppress extreme rainfall, while La Niña conditions tend to enhance them. Importantly, the correlation becomes progressively more negative when ENSO leads by 1–4 months, reaching its strongest values around a 4–5-month lead (r ≈ –0.08). This implies that ENSO anomalies in boreal spring and early summer may exert an influence on Ghana’s rainfall extremes during the main rainy season, consistent with the delayed teleconnection of ENSO on the West African monsoon system.</w:t>
+        <w:t>slightly negative (r ≈ –0.02), suggesting that El Niño conditions tend to suppress extreme rainfall, while La Niña conditions tend to enhance them. Importantly, the correlation becomes progressively more negative when ENSO leads by 1–4 months, reaching its strongest values around a 4–5-month lead (r ≈ –0.08). This implies that ENSO anomalies in boreal spring and early summer may exert an influence on Ghana’s rainfall extremes during the main rainy season, consistent with the delayed teleconnection of ENSO on the West African monsoon system.</w:t>
       </w:r>
     </w:p>
     <w:p>
@@ -20748,9 +20736,17 @@
           <w:szCs w:val="24"/>
         </w:rPr>
         <w:drawing>
-          <wp:inline distT="0" distB="0" distL="0" distR="0" wp14:anchorId="0EDE6CE0" wp14:editId="5EAE71C9">
-            <wp:extent cx="5391150" cy="3867150"/>
-            <wp:effectExtent l="0" t="0" r="0" b="0"/>
+          <wp:anchor distT="0" distB="0" distL="114300" distR="114300" simplePos="0" relativeHeight="251658240" behindDoc="0" locked="0" layoutInCell="1" allowOverlap="1" wp14:anchorId="0EDE6CE0" wp14:editId="29845D75">
+            <wp:simplePos x="914400" y="3568700"/>
+            <wp:positionH relativeFrom="column">
+              <wp:align>left</wp:align>
+            </wp:positionH>
+            <wp:positionV relativeFrom="paragraph">
+              <wp:align>top</wp:align>
+            </wp:positionV>
+            <wp:extent cx="5390676" cy="3702050"/>
+            <wp:effectExtent l="0" t="0" r="635" b="0"/>
+            <wp:wrapSquare wrapText="bothSides"/>
             <wp:docPr id="1049768308" name="Picture 19"/>
             <wp:cNvGraphicFramePr>
               <a:graphicFrameLocks xmlns:a="http://schemas.openxmlformats.org/drawingml/2006/main" noChangeAspect="1"/>
@@ -20759,7 +20755,7 @@
               <a:graphicData uri="http://schemas.openxmlformats.org/drawingml/2006/picture">
                 <pic:pic xmlns:pic="http://schemas.openxmlformats.org/drawingml/2006/picture">
                   <pic:nvPicPr>
-                    <pic:cNvPr id="0" name="Picture 14"/>
+                    <pic:cNvPr id="1049768308" name="Picture 19"/>
                     <pic:cNvPicPr>
                       <a:picLocks noChangeAspect="1" noChangeArrowheads="1"/>
                     </pic:cNvPicPr>
@@ -20772,7 +20768,6 @@
                         </a:ext>
                       </a:extLst>
                     </a:blip>
-                    <a:srcRect/>
                     <a:stretch>
                       <a:fillRect/>
                     </a:stretch>
@@ -20780,7 +20775,250 @@
                   <pic:spPr bwMode="auto">
                     <a:xfrm>
                       <a:off x="0" y="0"/>
-                      <a:ext cx="5391150" cy="3867150"/>
+                      <a:ext cx="5390676" cy="3702050"/>
+                    </a:xfrm>
+                    <a:prstGeom prst="rect">
+                      <a:avLst/>
+                    </a:prstGeom>
+                    <a:noFill/>
+                    <a:ln>
+                      <a:noFill/>
+                    </a:ln>
+                  </pic:spPr>
+                </pic:pic>
+              </a:graphicData>
+            </a:graphic>
+          </wp:anchor>
+        </w:drawing>
+      </w:r>
+      <w:r>
+        <w:br w:type="textWrapping" w:clear="all"/>
+      </w:r>
+    </w:p>
+    <w:p>
+      <w:pPr>
+        <w:pStyle w:val="Caption"/>
+        <w:jc w:val="both"/>
+        <w:rPr>
+          <w:rFonts w:cs="Times New Roman"/>
+          <w:color w:val="auto"/>
+          <w:sz w:val="24"/>
+          <w:szCs w:val="24"/>
+        </w:rPr>
+      </w:pPr>
+      <w:bookmarkStart w:id="132" w:name="_Toc209133741"/>
+      <w:r>
+        <w:rPr>
+          <w:sz w:val="24"/>
+          <w:szCs w:val="24"/>
+        </w:rPr>
+        <w:t xml:space="preserve">Figure </w:t>
+      </w:r>
+      <w:r>
+        <w:rPr>
+          <w:sz w:val="24"/>
+          <w:szCs w:val="24"/>
+        </w:rPr>
+        <w:fldChar w:fldCharType="begin"/>
+      </w:r>
+      <w:r>
+        <w:rPr>
+          <w:sz w:val="24"/>
+          <w:szCs w:val="24"/>
+        </w:rPr>
+        <w:instrText xml:space="preserve"> SEQ Figure \* ARABIC </w:instrText>
+      </w:r>
+      <w:r>
+        <w:rPr>
+          <w:sz w:val="24"/>
+          <w:szCs w:val="24"/>
+        </w:rPr>
+        <w:fldChar w:fldCharType="separate"/>
+      </w:r>
+      <w:r>
+        <w:rPr>
+          <w:noProof/>
+          <w:sz w:val="24"/>
+          <w:szCs w:val="24"/>
+        </w:rPr>
+        <w:t>17</w:t>
+      </w:r>
+      <w:r>
+        <w:rPr>
+          <w:sz w:val="24"/>
+          <w:szCs w:val="24"/>
+        </w:rPr>
+        <w:fldChar w:fldCharType="end"/>
+      </w:r>
+      <w:r>
+        <w:rPr>
+          <w:sz w:val="24"/>
+          <w:szCs w:val="24"/>
+        </w:rPr>
+        <w:t>: Lagged correlation of ENSO anomaly and extreme days</w:t>
+      </w:r>
+      <w:bookmarkEnd w:id="132"/>
+    </w:p>
+    <w:p>
+      <w:pPr>
+        <w:spacing w:line="480" w:lineRule="auto"/>
+        <w:jc w:val="both"/>
+        <w:rPr>
+          <w:rFonts w:cs="Times New Roman"/>
+          <w:color w:val="auto"/>
+          <w:szCs w:val="24"/>
+        </w:rPr>
+      </w:pPr>
+      <w:r>
+        <w:rPr>
+          <w:rFonts w:cs="Times New Roman"/>
+          <w:color w:val="auto"/>
+          <w:szCs w:val="24"/>
+        </w:rPr>
+        <w:t xml:space="preserve">The phase-based analysis further supports this interpretation. The boxplots of extreme rainfall days by ENSO phase (Figure </w:t>
+      </w:r>
+      <w:r>
+        <w:rPr>
+          <w:rFonts w:cs="Times New Roman"/>
+          <w:color w:val="auto"/>
+          <w:szCs w:val="24"/>
+        </w:rPr>
+        <w:t>18</w:t>
+      </w:r>
+      <w:r>
+        <w:rPr>
+          <w:rFonts w:cs="Times New Roman"/>
+          <w:color w:val="auto"/>
+          <w:szCs w:val="24"/>
+        </w:rPr>
+        <w:t xml:space="preserve">) show that Neutral phases are associated with the highest median number of extremes, followed by La Niña, with El Niño months recording the lowest extremes. </w:t>
+      </w:r>
+      <w:r>
+        <w:rPr>
+          <w:rFonts w:cs="Times New Roman"/>
+          <w:color w:val="auto"/>
+          <w:szCs w:val="24"/>
+        </w:rPr>
+        <w:lastRenderedPageBreak/>
+        <w:t xml:space="preserve">The composite means (Figure </w:t>
+      </w:r>
+      <w:r>
+        <w:rPr>
+          <w:rFonts w:cs="Times New Roman"/>
+          <w:color w:val="auto"/>
+          <w:szCs w:val="24"/>
+        </w:rPr>
+        <w:t>19</w:t>
+      </w:r>
+      <w:r>
+        <w:rPr>
+          <w:rFonts w:cs="Times New Roman"/>
+          <w:color w:val="auto"/>
+          <w:szCs w:val="24"/>
+        </w:rPr>
+        <w:t xml:space="preserve">) highlight that neutral </w:t>
+      </w:r>
+      <w:r>
+        <w:rPr>
+          <w:rFonts w:cs="Times New Roman"/>
+          <w:color w:val="auto"/>
+          <w:szCs w:val="24"/>
+        </w:rPr>
+        <w:t>month’s</w:t>
+      </w:r>
+      <w:r>
+        <w:rPr>
+          <w:rFonts w:cs="Times New Roman"/>
+          <w:color w:val="auto"/>
+          <w:szCs w:val="24"/>
+        </w:rPr>
+        <w:t xml:space="preserve"> average approximately 35 extreme rainfall days (summed across all stations), compared to 26–27 days during La Niña and El Niño conditions. This asymmetry suggests that while ENSO influences extremes, its role is not deterministic; extremes can occur under all phases, but Neutral conditions appear most favorable for widespread rainfall extremes.</w:t>
+      </w:r>
+    </w:p>
+    <w:p>
+      <w:pPr>
+        <w:spacing w:line="480" w:lineRule="auto"/>
+        <w:jc w:val="both"/>
+        <w:rPr>
+          <w:rFonts w:cs="Times New Roman"/>
+          <w:color w:val="auto"/>
+          <w:szCs w:val="24"/>
+        </w:rPr>
+      </w:pPr>
+      <w:r>
+        <w:rPr>
+          <w:rFonts w:cs="Times New Roman"/>
+          <w:color w:val="auto"/>
+          <w:szCs w:val="24"/>
+        </w:rPr>
+        <w:t xml:space="preserve">The relatively weak correlations underscore that the ENSO–extreme rainfall link in Ghana is indirect and modulated by other regional drivers, such as the Atlantic Niño, tropical Atlantic SST gradients, and the position of the Intertropical Convergence Zone (ITCZ). Nonetheless, the consistent negative correlation between ENSO anomalies and extreme rainfall frequency suggests that El Niño episodes generally suppress, while La Niña episodes tend to enhance, extreme rainfall over Ghana. These findings are in agreement with earlier studies (e.g., Joly &amp; </w:t>
+      </w:r>
+      <w:proofErr w:type="spellStart"/>
+      <w:r>
+        <w:rPr>
+          <w:rFonts w:cs="Times New Roman"/>
+          <w:color w:val="auto"/>
+          <w:szCs w:val="24"/>
+        </w:rPr>
+        <w:t>Voldoire</w:t>
+      </w:r>
+      <w:proofErr w:type="spellEnd"/>
+      <w:r>
+        <w:rPr>
+          <w:rFonts w:cs="Times New Roman"/>
+          <w:color w:val="auto"/>
+          <w:szCs w:val="24"/>
+        </w:rPr>
+        <w:t>, 2009; Nicholson, 2013), which noted ENSO’s influence on West African rainfall variability, albeit with stronger effects in the Sahel compared to the Guinea Coast.</w:t>
+      </w:r>
+    </w:p>
+    <w:p>
+      <w:pPr>
+        <w:keepNext/>
+        <w:spacing w:line="480" w:lineRule="auto"/>
+        <w:jc w:val="center"/>
+      </w:pPr>
+      <w:r>
+        <w:rPr>
+          <w:rFonts w:cs="Times New Roman"/>
+          <w:noProof/>
+          <w:color w:val="auto"/>
+          <w:szCs w:val="24"/>
+        </w:rPr>
+        <w:lastRenderedPageBreak/>
+        <w:drawing>
+          <wp:inline distT="0" distB="0" distL="0" distR="0" wp14:anchorId="5939C485" wp14:editId="6303F2BE">
+            <wp:extent cx="5414454" cy="3930650"/>
+            <wp:effectExtent l="0" t="0" r="0" b="0"/>
+            <wp:docPr id="1926890638" name="Picture 18"/>
+            <wp:cNvGraphicFramePr>
+              <a:graphicFrameLocks xmlns:a="http://schemas.openxmlformats.org/drawingml/2006/main" noChangeAspect="1"/>
+            </wp:cNvGraphicFramePr>
+            <a:graphic xmlns:a="http://schemas.openxmlformats.org/drawingml/2006/main">
+              <a:graphicData uri="http://schemas.openxmlformats.org/drawingml/2006/picture">
+                <pic:pic xmlns:pic="http://schemas.openxmlformats.org/drawingml/2006/picture">
+                  <pic:nvPicPr>
+                    <pic:cNvPr id="1926890638" name="Picture 18"/>
+                    <pic:cNvPicPr>
+                      <a:picLocks noChangeAspect="1" noChangeArrowheads="1"/>
+                    </pic:cNvPicPr>
+                  </pic:nvPicPr>
+                  <pic:blipFill>
+                    <a:blip r:embed="rId26" cstate="print">
+                      <a:extLst>
+                        <a:ext uri="{28A0092B-C50C-407E-A947-70E740481C1C}">
+                          <a14:useLocalDpi xmlns:a14="http://schemas.microsoft.com/office/drawing/2010/main" val="0"/>
+                        </a:ext>
+                      </a:extLst>
+                    </a:blip>
+                    <a:stretch>
+                      <a:fillRect/>
+                    </a:stretch>
+                  </pic:blipFill>
+                  <pic:spPr bwMode="auto">
+                    <a:xfrm>
+                      <a:off x="0" y="0"/>
+                      <a:ext cx="5434820" cy="3945435"/>
                     </a:xfrm>
                     <a:prstGeom prst="rect">
                       <a:avLst/>
@@ -20800,7 +21038,6 @@
     <w:p>
       <w:pPr>
         <w:pStyle w:val="Caption"/>
-        <w:jc w:val="both"/>
         <w:rPr>
           <w:rFonts w:cs="Times New Roman"/>
           <w:color w:val="auto"/>
@@ -20808,7 +21045,7 @@
           <w:szCs w:val="24"/>
         </w:rPr>
       </w:pPr>
-      <w:bookmarkStart w:id="132" w:name="_Toc209113093"/>
+      <w:bookmarkStart w:id="133" w:name="_Toc209133742"/>
       <w:r>
         <w:rPr>
           <w:sz w:val="24"/>
@@ -20843,7 +21080,7 @@
           <w:sz w:val="24"/>
           <w:szCs w:val="24"/>
         </w:rPr>
-        <w:t>17</w:t>
+        <w:t>18</w:t>
       </w:r>
       <w:r>
         <w:rPr>
@@ -20857,19 +21094,15 @@
           <w:sz w:val="24"/>
           <w:szCs w:val="24"/>
         </w:rPr>
-        <w:t>: Lagged correlation of ENSO anomaly and extreme days</w:t>
-      </w:r>
-      <w:bookmarkEnd w:id="132"/>
-    </w:p>
-    <w:p>
-      <w:pPr>
-        <w:spacing w:line="480" w:lineRule="auto"/>
-        <w:jc w:val="both"/>
-        <w:rPr>
-          <w:rFonts w:cs="Times New Roman"/>
-          <w:color w:val="auto"/>
-          <w:szCs w:val="24"/>
-        </w:rPr>
+        <w:t>: Distribution of extreme days by ENSO Phase.</w:t>
+      </w:r>
+      <w:bookmarkEnd w:id="133"/>
+    </w:p>
+    <w:p>
+      <w:pPr>
+        <w:keepNext/>
+        <w:spacing w:line="480" w:lineRule="auto"/>
+        <w:jc w:val="both"/>
       </w:pPr>
       <w:r>
         <w:rPr>
@@ -20878,100 +21111,8 @@
           <w:szCs w:val="24"/>
         </w:rPr>
         <w:lastRenderedPageBreak/>
-        <w:t xml:space="preserve">The phase-based analysis further supports this interpretation. The boxplots of extreme rainfall days by ENSO phase (Figure </w:t>
-      </w:r>
-      <w:r>
-        <w:rPr>
-          <w:rFonts w:cs="Times New Roman"/>
-          <w:color w:val="auto"/>
-          <w:szCs w:val="24"/>
-        </w:rPr>
-        <w:t>18</w:t>
-      </w:r>
-      <w:r>
-        <w:rPr>
-          <w:rFonts w:cs="Times New Roman"/>
-          <w:color w:val="auto"/>
-          <w:szCs w:val="24"/>
-        </w:rPr>
-        <w:t xml:space="preserve">) show that Neutral phases are associated with the highest median number of extremes, followed by La Niña, with El Niño months recording the lowest extremes. The composite means (Figure </w:t>
-      </w:r>
-      <w:r>
-        <w:rPr>
-          <w:rFonts w:cs="Times New Roman"/>
-          <w:color w:val="auto"/>
-          <w:szCs w:val="24"/>
-        </w:rPr>
-        <w:t>19</w:t>
-      </w:r>
-      <w:r>
-        <w:rPr>
-          <w:rFonts w:cs="Times New Roman"/>
-          <w:color w:val="auto"/>
-          <w:szCs w:val="24"/>
-        </w:rPr>
-        <w:t xml:space="preserve">) highlight that neutral </w:t>
-      </w:r>
-      <w:r>
-        <w:rPr>
-          <w:rFonts w:cs="Times New Roman"/>
-          <w:color w:val="auto"/>
-          <w:szCs w:val="24"/>
-        </w:rPr>
-        <w:t>month’s</w:t>
-      </w:r>
-      <w:r>
-        <w:rPr>
-          <w:rFonts w:cs="Times New Roman"/>
-          <w:color w:val="auto"/>
-          <w:szCs w:val="24"/>
-        </w:rPr>
-        <w:t xml:space="preserve"> average approximately 35 extreme rainfall days (summed across all stations), compared to 26–27 days during La Niña and El Niño conditions. This asymmetry suggests that while ENSO influences extremes, its role is not deterministic; extremes can occur under all phases, but Neutral conditions appear most favorable for widespread rainfall extremes.</w:t>
-      </w:r>
-    </w:p>
-    <w:p>
-      <w:pPr>
-        <w:spacing w:line="480" w:lineRule="auto"/>
-        <w:jc w:val="both"/>
-        <w:rPr>
-          <w:rFonts w:cs="Times New Roman"/>
-          <w:color w:val="auto"/>
-          <w:szCs w:val="24"/>
-        </w:rPr>
-      </w:pPr>
-      <w:r>
-        <w:rPr>
-          <w:rFonts w:cs="Times New Roman"/>
-          <w:color w:val="auto"/>
-          <w:szCs w:val="24"/>
-        </w:rPr>
-        <w:t xml:space="preserve">The relatively weak correlations underscore that the ENSO–extreme rainfall link in Ghana is indirect and modulated by other regional drivers, such as the Atlantic Niño, tropical Atlantic SST gradients, and the position of the Intertropical Convergence Zone (ITCZ). Nonetheless, the consistent negative correlation between ENSO anomalies and extreme rainfall frequency suggests that El Niño episodes generally suppress, while La Niña episodes tend to enhance, extreme rainfall over Ghana. These findings are in agreement with earlier studies (e.g., Joly &amp; </w:t>
-      </w:r>
-      <w:proofErr w:type="spellStart"/>
-      <w:r>
-        <w:rPr>
-          <w:rFonts w:cs="Times New Roman"/>
-          <w:color w:val="auto"/>
-          <w:szCs w:val="24"/>
-        </w:rPr>
-        <w:t>Voldoire</w:t>
-      </w:r>
-      <w:proofErr w:type="spellEnd"/>
-      <w:r>
-        <w:rPr>
-          <w:rFonts w:cs="Times New Roman"/>
-          <w:color w:val="auto"/>
-          <w:szCs w:val="24"/>
-        </w:rPr>
-        <w:t>, 2009; Nicholson, 2013), which noted ENSO’s influence on West African rainfall variability, albeit with stronger effects in the Sahel compared to the Guinea Coast.</w:t>
-      </w:r>
-    </w:p>
-    <w:p>
-      <w:pPr>
-        <w:keepNext/>
-        <w:spacing w:line="480" w:lineRule="auto"/>
-        <w:jc w:val="center"/>
-      </w:pPr>
+        <w:t xml:space="preserve">    </w:t>
+      </w:r>
       <w:r>
         <w:rPr>
           <w:rFonts w:cs="Times New Roman"/>
@@ -20979,12 +21120,11 @@
           <w:color w:val="auto"/>
           <w:szCs w:val="24"/>
         </w:rPr>
-        <w:lastRenderedPageBreak/>
         <w:drawing>
-          <wp:inline distT="0" distB="0" distL="0" distR="0" wp14:anchorId="5939C485" wp14:editId="484206B8">
-            <wp:extent cx="6012605" cy="3340100"/>
-            <wp:effectExtent l="0" t="0" r="7620" b="0"/>
-            <wp:docPr id="1926890638" name="Picture 18"/>
+          <wp:inline distT="0" distB="0" distL="0" distR="0" wp14:anchorId="4FD79857" wp14:editId="31213BE8">
+            <wp:extent cx="6029324" cy="4019550"/>
+            <wp:effectExtent l="0" t="0" r="0" b="0"/>
+            <wp:docPr id="1799996372" name="Picture 17"/>
             <wp:cNvGraphicFramePr>
               <a:graphicFrameLocks xmlns:a="http://schemas.openxmlformats.org/drawingml/2006/main" noChangeAspect="1"/>
             </wp:cNvGraphicFramePr>
@@ -20992,20 +21132,19 @@
               <a:graphicData uri="http://schemas.openxmlformats.org/drawingml/2006/picture">
                 <pic:pic xmlns:pic="http://schemas.openxmlformats.org/drawingml/2006/picture">
                   <pic:nvPicPr>
-                    <pic:cNvPr id="0" name="Picture 15"/>
+                    <pic:cNvPr id="1799996372" name="Picture 17"/>
                     <pic:cNvPicPr>
                       <a:picLocks noChangeAspect="1" noChangeArrowheads="1"/>
                     </pic:cNvPicPr>
                   </pic:nvPicPr>
                   <pic:blipFill>
-                    <a:blip r:embed="rId26" cstate="print">
+                    <a:blip r:embed="rId27" cstate="print">
                       <a:extLst>
                         <a:ext uri="{28A0092B-C50C-407E-A947-70E740481C1C}">
                           <a14:useLocalDpi xmlns:a14="http://schemas.microsoft.com/office/drawing/2010/main" val="0"/>
                         </a:ext>
                       </a:extLst>
                     </a:blip>
-                    <a:srcRect/>
                     <a:stretch>
                       <a:fillRect/>
                     </a:stretch>
@@ -21013,7 +21152,7 @@
                   <pic:spPr bwMode="auto">
                     <a:xfrm>
                       <a:off x="0" y="0"/>
-                      <a:ext cx="6074009" cy="3374211"/>
+                      <a:ext cx="6039865" cy="4026577"/>
                     </a:xfrm>
                     <a:prstGeom prst="rect">
                       <a:avLst/>
@@ -21033,6 +21172,7 @@
     <w:p>
       <w:pPr>
         <w:pStyle w:val="Caption"/>
+        <w:jc w:val="both"/>
         <w:rPr>
           <w:rFonts w:cs="Times New Roman"/>
           <w:color w:val="auto"/>
@@ -21040,7 +21180,7 @@
           <w:szCs w:val="24"/>
         </w:rPr>
       </w:pPr>
-      <w:bookmarkStart w:id="133" w:name="_Toc209113094"/>
+      <w:bookmarkStart w:id="134" w:name="_Toc209133743"/>
       <w:r>
         <w:rPr>
           <w:sz w:val="24"/>
@@ -21075,7 +21215,7 @@
           <w:sz w:val="24"/>
           <w:szCs w:val="24"/>
         </w:rPr>
-        <w:t>18</w:t>
+        <w:t>19</w:t>
       </w:r>
       <w:r>
         <w:rPr>
@@ -21089,141 +21229,6 @@
           <w:sz w:val="24"/>
           <w:szCs w:val="24"/>
         </w:rPr>
-        <w:t>: Distribution of extreme days by ENSO Phase.</w:t>
-      </w:r>
-      <w:bookmarkEnd w:id="133"/>
-    </w:p>
-    <w:p>
-      <w:pPr>
-        <w:keepNext/>
-        <w:spacing w:line="480" w:lineRule="auto"/>
-        <w:jc w:val="both"/>
-      </w:pPr>
-      <w:r>
-        <w:rPr>
-          <w:rFonts w:cs="Times New Roman"/>
-          <w:color w:val="auto"/>
-          <w:szCs w:val="24"/>
-        </w:rPr>
-        <w:t xml:space="preserve">    </w:t>
-      </w:r>
-      <w:r>
-        <w:rPr>
-          <w:rFonts w:cs="Times New Roman"/>
-          <w:noProof/>
-          <w:color w:val="auto"/>
-          <w:szCs w:val="24"/>
-        </w:rPr>
-        <w:drawing>
-          <wp:inline distT="0" distB="0" distL="0" distR="0" wp14:anchorId="4FD79857" wp14:editId="6F584FDB">
-            <wp:extent cx="6266261" cy="3429000"/>
-            <wp:effectExtent l="0" t="0" r="1270" b="0"/>
-            <wp:docPr id="1799996372" name="Picture 17"/>
-            <wp:cNvGraphicFramePr>
-              <a:graphicFrameLocks xmlns:a="http://schemas.openxmlformats.org/drawingml/2006/main" noChangeAspect="1"/>
-            </wp:cNvGraphicFramePr>
-            <a:graphic xmlns:a="http://schemas.openxmlformats.org/drawingml/2006/main">
-              <a:graphicData uri="http://schemas.openxmlformats.org/drawingml/2006/picture">
-                <pic:pic xmlns:pic="http://schemas.openxmlformats.org/drawingml/2006/picture">
-                  <pic:nvPicPr>
-                    <pic:cNvPr id="0" name="Picture 16"/>
-                    <pic:cNvPicPr>
-                      <a:picLocks noChangeAspect="1" noChangeArrowheads="1"/>
-                    </pic:cNvPicPr>
-                  </pic:nvPicPr>
-                  <pic:blipFill>
-                    <a:blip r:embed="rId27" cstate="print">
-                      <a:extLst>
-                        <a:ext uri="{28A0092B-C50C-407E-A947-70E740481C1C}">
-                          <a14:useLocalDpi xmlns:a14="http://schemas.microsoft.com/office/drawing/2010/main" val="0"/>
-                        </a:ext>
-                      </a:extLst>
-                    </a:blip>
-                    <a:srcRect/>
-                    <a:stretch>
-                      <a:fillRect/>
-                    </a:stretch>
-                  </pic:blipFill>
-                  <pic:spPr bwMode="auto">
-                    <a:xfrm>
-                      <a:off x="0" y="0"/>
-                      <a:ext cx="6304638" cy="3450001"/>
-                    </a:xfrm>
-                    <a:prstGeom prst="rect">
-                      <a:avLst/>
-                    </a:prstGeom>
-                    <a:noFill/>
-                    <a:ln>
-                      <a:noFill/>
-                    </a:ln>
-                  </pic:spPr>
-                </pic:pic>
-              </a:graphicData>
-            </a:graphic>
-          </wp:inline>
-        </w:drawing>
-      </w:r>
-    </w:p>
-    <w:p>
-      <w:pPr>
-        <w:pStyle w:val="Caption"/>
-        <w:jc w:val="both"/>
-        <w:rPr>
-          <w:rFonts w:cs="Times New Roman"/>
-          <w:color w:val="auto"/>
-          <w:sz w:val="24"/>
-          <w:szCs w:val="24"/>
-        </w:rPr>
-      </w:pPr>
-      <w:bookmarkStart w:id="134" w:name="_Toc209113095"/>
-      <w:r>
-        <w:rPr>
-          <w:sz w:val="24"/>
-          <w:szCs w:val="24"/>
-        </w:rPr>
-        <w:t xml:space="preserve">Figure </w:t>
-      </w:r>
-      <w:r>
-        <w:rPr>
-          <w:sz w:val="24"/>
-          <w:szCs w:val="24"/>
-        </w:rPr>
-        <w:fldChar w:fldCharType="begin"/>
-      </w:r>
-      <w:r>
-        <w:rPr>
-          <w:sz w:val="24"/>
-          <w:szCs w:val="24"/>
-        </w:rPr>
-        <w:instrText xml:space="preserve"> SEQ Figure \* ARABIC </w:instrText>
-      </w:r>
-      <w:r>
-        <w:rPr>
-          <w:sz w:val="24"/>
-          <w:szCs w:val="24"/>
-        </w:rPr>
-        <w:fldChar w:fldCharType="separate"/>
-      </w:r>
-      <w:r>
-        <w:rPr>
-          <w:noProof/>
-          <w:sz w:val="24"/>
-          <w:szCs w:val="24"/>
-        </w:rPr>
-        <w:t>19</w:t>
-      </w:r>
-      <w:r>
-        <w:rPr>
-          <w:sz w:val="24"/>
-          <w:szCs w:val="24"/>
-        </w:rPr>
-        <w:fldChar w:fldCharType="end"/>
-      </w:r>
-      <w:r>
-        <w:rPr>
-          <w:sz w:val="24"/>
-          <w:szCs w:val="24"/>
-        </w:rPr>
         <w:t>: Mean extreme days/month by ENSO Phase</w:t>
       </w:r>
       <w:bookmarkEnd w:id="134"/>
@@ -21244,9 +21249,241 @@
           <w:color w:val="auto"/>
           <w:szCs w:val="24"/>
         </w:rPr>
+        <w:t>In practical terms, this analysis highlights the importance of considering ENSO phase as a contributing but not dominant predictor of extreme rainfall risk in Ghana. The observed lagged influence suggests that monitoring ENSO conditions several months ahead of the rainy season can provide useful early warning signals for hydrometeorological preparedness, especially when combined with regional Atlantic indices and local atmospheric predictors.</w:t>
+      </w:r>
+    </w:p>
+    <w:p>
+      <w:pPr>
+        <w:spacing w:line="480" w:lineRule="auto"/>
+        <w:jc w:val="both"/>
+        <w:rPr>
+          <w:rFonts w:cs="Times New Roman"/>
+          <w:color w:val="auto"/>
+          <w:szCs w:val="24"/>
+        </w:rPr>
+      </w:pPr>
+    </w:p>
+    <w:p>
+      <w:pPr>
+        <w:spacing w:line="480" w:lineRule="auto"/>
+        <w:jc w:val="both"/>
+        <w:rPr>
+          <w:rFonts w:cs="Times New Roman"/>
+          <w:color w:val="auto"/>
+          <w:szCs w:val="24"/>
+        </w:rPr>
+      </w:pPr>
+    </w:p>
+    <w:p>
+      <w:pPr>
+        <w:spacing w:line="480" w:lineRule="auto"/>
+        <w:jc w:val="both"/>
+        <w:rPr>
+          <w:rFonts w:cs="Times New Roman"/>
+          <w:color w:val="auto"/>
+          <w:szCs w:val="24"/>
+        </w:rPr>
+      </w:pPr>
+    </w:p>
+    <w:p>
+      <w:pPr>
+        <w:spacing w:line="480" w:lineRule="auto"/>
+        <w:jc w:val="both"/>
+        <w:rPr>
+          <w:rFonts w:cs="Times New Roman"/>
+          <w:color w:val="auto"/>
+          <w:szCs w:val="24"/>
+        </w:rPr>
+      </w:pPr>
+    </w:p>
+    <w:p>
+      <w:pPr>
+        <w:pStyle w:val="Heading1"/>
+        <w:spacing w:line="480" w:lineRule="auto"/>
+      </w:pPr>
+      <w:bookmarkStart w:id="135" w:name="_Toc209133719"/>
+      <w:r>
+        <w:t>CHAPTER FIVE: CONCLUSIONS AND RECOMMENDATIONS</w:t>
+      </w:r>
+      <w:bookmarkEnd w:id="135"/>
+    </w:p>
+    <w:p>
+      <w:pPr>
+        <w:pStyle w:val="Heading2"/>
+        <w:spacing w:line="480" w:lineRule="auto"/>
+        <w:jc w:val="both"/>
+        <w:rPr>
+          <w:rFonts w:cs="Times New Roman"/>
+          <w:szCs w:val="24"/>
+        </w:rPr>
+      </w:pPr>
+      <w:bookmarkStart w:id="136" w:name="_Toc209133720"/>
+      <w:r>
+        <w:rPr>
+          <w:rFonts w:cs="Times New Roman"/>
+          <w:szCs w:val="24"/>
+        </w:rPr>
+        <w:t>5.1 CONCLUSIONS</w:t>
+      </w:r>
+      <w:bookmarkEnd w:id="136"/>
+    </w:p>
+    <w:p>
+      <w:pPr>
+        <w:spacing w:line="480" w:lineRule="auto"/>
+        <w:jc w:val="both"/>
+        <w:rPr>
+          <w:rFonts w:cs="Times New Roman"/>
+          <w:color w:val="auto"/>
+          <w:szCs w:val="24"/>
+        </w:rPr>
+      </w:pPr>
+      <w:r>
+        <w:rPr>
+          <w:rFonts w:cs="Times New Roman"/>
+          <w:color w:val="auto"/>
+          <w:szCs w:val="24"/>
+        </w:rPr>
+        <w:t>This study examined the long-term variability, seasonal distribution, and large-scale drivers of extreme precipitation across 22 synoptic stations in Ghana over the period 1990–2024. The results demonstrate that extreme rainfall is highly variable both in time and space, yet consistent patterns emerge when the country is viewed across its three ecological zones. In terms of long-term trends, the analysis revealed that the frequency and intensity of extremes have increased more noticeably along the coastal and forest belts, where several stations recorded significant upward slopes in RX1day and RX5day indices. By contrast, the northern savannah generally exhibited flat or declining trends, reflecting its greater vulnerability to both drought and irregular bursts of intense rainfall. Return period analysis confirmed that the coastal zone is most exposed to high-intensity rainfall events, with 10-year RX1day levels commonly exceeding 150–200 mm, compared with 80–120 mm in the northern sector.</w:t>
+      </w:r>
+    </w:p>
+    <w:p>
+      <w:pPr>
+        <w:spacing w:line="480" w:lineRule="auto"/>
+        <w:jc w:val="both"/>
+        <w:rPr>
+          <w:rFonts w:cs="Times New Roman"/>
+          <w:color w:val="auto"/>
+          <w:szCs w:val="24"/>
+        </w:rPr>
+      </w:pPr>
+      <w:r>
+        <w:rPr>
+          <w:rFonts w:cs="Times New Roman"/>
+          <w:color w:val="auto"/>
+          <w:szCs w:val="24"/>
+        </w:rPr>
+        <w:t>The seasonality of extremes closely aligns with the broader climatological regimes of the West African monsoon system. Coastal stations displayed a marked bimodal cycle, with peaks in May–June and September–October, while the savannah exhibited a unimodal distribution with extremes concentrated in July–September. The forest zone fell between these regimes, showing elements of both but with less sharply defined peaks. These patterns highlight the importance of MAM and JJA as the dominant seasons of extreme rainfall occurrence, carrying significant implications for agriculture, flood preparedness, and water resource management.</w:t>
+      </w:r>
+    </w:p>
+    <w:p>
+      <w:pPr>
+        <w:spacing w:line="480" w:lineRule="auto"/>
+        <w:jc w:val="both"/>
+        <w:rPr>
+          <w:rFonts w:cs="Times New Roman"/>
+          <w:color w:val="auto"/>
+          <w:szCs w:val="24"/>
+        </w:rPr>
+      </w:pPr>
+      <w:r>
+        <w:rPr>
+          <w:rFonts w:cs="Times New Roman"/>
+          <w:color w:val="auto"/>
+          <w:szCs w:val="24"/>
+        </w:rPr>
         <w:lastRenderedPageBreak/>
-        <w:t>In practical terms, this analysis highlights the importance of considering ENSO phase as a contributing but not dominant predictor of extreme rainfall risk in Ghana. The observed lagged influence suggests that monitoring ENSO conditions several months ahead of the rainy season can provide useful early warning signals for hydrometeorological preparedness, especially when combined with regional Atlantic indices and local atmospheric predictors.</w:t>
-      </w:r>
+        <w:t>The influence of ENSO on Ghana’s extremes was found to be modest but consistent. El Niño conditions generally suppressed extremes while La Niña tended to enhance them, with the effect most apparent when ENSO anomalies led rainfall by about four to five months. Surprisingly, neutral ENSO conditions were associated with the highest number of extreme rainfall days, indicating that local and Atlantic drivers exert a stronger influence than ENSO alone. Overall, this study provides evidence that extremes are becoming more intense in southern Ghana, strongly modulated by seasonality, and partly influenced by ENSO, thereby underscoring the growing risks of hydrometeorological hazards in the country.</w:t>
+      </w:r>
+    </w:p>
+    <w:p>
+      <w:pPr>
+        <w:pStyle w:val="Heading2"/>
+        <w:spacing w:line="480" w:lineRule="auto"/>
+        <w:jc w:val="both"/>
+        <w:rPr>
+          <w:rFonts w:cs="Times New Roman"/>
+          <w:szCs w:val="24"/>
+        </w:rPr>
+      </w:pPr>
+      <w:bookmarkStart w:id="137" w:name="_Toc209133721"/>
+      <w:r>
+        <w:rPr>
+          <w:rFonts w:cs="Times New Roman"/>
+          <w:szCs w:val="24"/>
+        </w:rPr>
+        <w:t>5.2 RECOMMENDATIONS</w:t>
+      </w:r>
+      <w:bookmarkEnd w:id="137"/>
+    </w:p>
+    <w:p>
+      <w:pPr>
+        <w:spacing w:line="480" w:lineRule="auto"/>
+        <w:jc w:val="both"/>
+        <w:rPr>
+          <w:rFonts w:cs="Times New Roman"/>
+          <w:color w:val="auto"/>
+          <w:szCs w:val="24"/>
+        </w:rPr>
+      </w:pPr>
+      <w:r>
+        <w:rPr>
+          <w:rFonts w:cs="Times New Roman"/>
+          <w:color w:val="auto"/>
+          <w:szCs w:val="24"/>
+        </w:rPr>
+        <w:t>The findings carry important implications for policy, practice, and research. The increasing intensity of extremes along the coast calls for stronger urban flood preparedness, particularly in cities such as Accra and Takoradi where drainage, zoning, and early warning systems are already under pressure. In the forest and savannah zones, agricultural planning would benefit from aligning crop calendars with the observed timing of extremes, particularly the concentration of events during MAM and JJA. Extension services and local advisory programs should integrate seasonal forecasts of extremes to help farmers mitigate crop losses and optimize planting decisions. At the national scale, ENSO monitoring should be incorporated into early-warning frameworks, as anomalies detected in boreal spring may provide several months of lead time before the rainy season. Nonetheless, ENSO signals should be interpreted alongside Atlantic and regional climate indicators, which appear to play a stronger role in modulating Ghana’s rainfall extremes.</w:t>
+      </w:r>
+    </w:p>
+    <w:p>
+      <w:pPr>
+        <w:spacing w:line="480" w:lineRule="auto"/>
+        <w:jc w:val="both"/>
+        <w:rPr>
+          <w:rFonts w:cs="Times New Roman"/>
+          <w:color w:val="auto"/>
+          <w:szCs w:val="24"/>
+        </w:rPr>
+      </w:pPr>
+      <w:r>
+        <w:rPr>
+          <w:rFonts w:cs="Times New Roman"/>
+          <w:color w:val="auto"/>
+          <w:szCs w:val="24"/>
+        </w:rPr>
+        <w:t xml:space="preserve">Future research should seek to integrate multiple large-scale drivers such as the Atlantic Niño, the Atlantic Meridional Mode, and the Sahel heat low in order to better explain interannual and decadal variability in extremes. High-resolution regional climate modeling is also needed to capture the </w:t>
+      </w:r>
+      <w:r>
+        <w:rPr>
+          <w:rFonts w:cs="Times New Roman"/>
+          <w:color w:val="auto"/>
+          <w:szCs w:val="24"/>
+        </w:rPr>
+        <w:lastRenderedPageBreak/>
+        <w:t>influence of urbanization, land–sea interactions, and orographic effects on rainfall intensity. Finally, linking observed extremes to hydrological and socio-economic impacts would enhance the policy relevance of this work, while extending the analysis with satellite rainfall products and downscaling methods would strengthen the robustness of spatial coverage in areas with sparse station data.</w:t>
+      </w:r>
+    </w:p>
+    <w:p>
+      <w:pPr>
+        <w:spacing w:line="480" w:lineRule="auto"/>
+        <w:jc w:val="both"/>
+        <w:rPr>
+          <w:rFonts w:cs="Times New Roman"/>
+          <w:color w:val="auto"/>
+          <w:szCs w:val="24"/>
+        </w:rPr>
+      </w:pPr>
+    </w:p>
+    <w:p>
+      <w:pPr>
+        <w:spacing w:line="480" w:lineRule="auto"/>
+        <w:jc w:val="both"/>
+        <w:rPr>
+          <w:rFonts w:cs="Times New Roman"/>
+          <w:color w:val="auto"/>
+          <w:szCs w:val="24"/>
+        </w:rPr>
+      </w:pPr>
+    </w:p>
+    <w:p>
+      <w:pPr>
+        <w:spacing w:line="480" w:lineRule="auto"/>
+        <w:jc w:val="both"/>
+        <w:rPr>
+          <w:rFonts w:cs="Times New Roman"/>
+          <w:color w:val="auto"/>
+          <w:szCs w:val="24"/>
+        </w:rPr>
+      </w:pPr>
     </w:p>
     <w:p>
       <w:pPr>
@@ -21407,362 +21644,9 @@
         <w:pStyle w:val="Heading1"/>
         <w:spacing w:line="480" w:lineRule="auto"/>
       </w:pPr>
-      <w:bookmarkStart w:id="135" w:name="_Toc209113071"/>
-      <w:r>
-        <w:lastRenderedPageBreak/>
-        <w:t>CHAPTER FIVE: CONCLUSIONS AND RECOMMENDATIONS</w:t>
-      </w:r>
-      <w:bookmarkEnd w:id="135"/>
-    </w:p>
-    <w:p>
-      <w:pPr>
-        <w:pStyle w:val="Heading2"/>
-        <w:spacing w:line="480" w:lineRule="auto"/>
-        <w:jc w:val="both"/>
-        <w:rPr>
-          <w:rFonts w:cs="Times New Roman"/>
-          <w:szCs w:val="24"/>
-        </w:rPr>
-      </w:pPr>
-      <w:bookmarkStart w:id="136" w:name="_Toc209113072"/>
-      <w:r>
-        <w:rPr>
-          <w:rFonts w:cs="Times New Roman"/>
-          <w:szCs w:val="24"/>
-        </w:rPr>
-        <w:t>5.1 CONCLUSIONS</w:t>
-      </w:r>
-      <w:bookmarkEnd w:id="136"/>
-    </w:p>
-    <w:p>
-      <w:pPr>
-        <w:spacing w:line="480" w:lineRule="auto"/>
-        <w:jc w:val="both"/>
-        <w:rPr>
-          <w:rFonts w:cs="Times New Roman"/>
-          <w:color w:val="auto"/>
-          <w:szCs w:val="24"/>
-        </w:rPr>
-      </w:pPr>
-      <w:r>
-        <w:rPr>
-          <w:rFonts w:cs="Times New Roman"/>
-          <w:color w:val="auto"/>
-          <w:szCs w:val="24"/>
-        </w:rPr>
-        <w:t>This study examined the long-term variability, seasonal distribution, and large-scale drivers of extreme precipitation across 22 synoptic stations in Ghana over the period 1990–2024. The results demonstrate that extreme rainfall is highly variable both in time and space, yet consistent patterns emerge when the country is viewed across its three ecological zones. In terms of long-term trends, the analysis revealed that the frequency and intensity of extremes have increased more noticeably along the coastal and forest belts, where several stations recorded significant upward slopes in RX1day and RX5day indices. By contrast, the northern savannah generally exhibited flat or declining trends, reflecting its greater vulnerability to both drought and irregular bursts of intense rainfall. Return period analysis confirmed that the coastal zone is most exposed to high-intensity rainfall events, with 10-year RX1day levels commonly exceeding 150–200 mm, compared with 80–120 mm in the northern sector.</w:t>
-      </w:r>
-    </w:p>
-    <w:p>
-      <w:pPr>
-        <w:spacing w:line="480" w:lineRule="auto"/>
-        <w:jc w:val="both"/>
-        <w:rPr>
-          <w:rFonts w:cs="Times New Roman"/>
-          <w:color w:val="auto"/>
-          <w:szCs w:val="24"/>
-        </w:rPr>
-      </w:pPr>
-      <w:r>
-        <w:rPr>
-          <w:rFonts w:cs="Times New Roman"/>
-          <w:color w:val="auto"/>
-          <w:szCs w:val="24"/>
-        </w:rPr>
-        <w:t>The seasonality of extremes closely aligns with the broader climatological regimes of the West African monsoon system. Coastal stations displayed a marked bimodal cycle, with peaks in May–June and September–October, while the savannah exhibited a unimodal distribution with extremes concentrated in July–September. The forest zone fell between these regimes, showing elements of both but with less sharply defined peaks. These patterns highlight the importance of MAM and JJA as the dominant seasons of extreme rainfall occurrence, carrying significant implications for agriculture, flood preparedness, and water resource management.</w:t>
-      </w:r>
-    </w:p>
-    <w:p>
-      <w:pPr>
-        <w:spacing w:line="480" w:lineRule="auto"/>
-        <w:jc w:val="both"/>
-        <w:rPr>
-          <w:rFonts w:cs="Times New Roman"/>
-          <w:color w:val="auto"/>
-          <w:szCs w:val="24"/>
-        </w:rPr>
-      </w:pPr>
-      <w:r>
-        <w:rPr>
-          <w:rFonts w:cs="Times New Roman"/>
-          <w:color w:val="auto"/>
-          <w:szCs w:val="24"/>
-        </w:rPr>
-        <w:t xml:space="preserve">The influence of ENSO on Ghana’s extremes was found to be modest but consistent. El Niño conditions generally suppressed extremes while La Niña tended to enhance them, with the effect most apparent when ENSO anomalies led rainfall by about four to five months. Surprisingly, </w:t>
-      </w:r>
-      <w:r>
-        <w:rPr>
-          <w:rFonts w:cs="Times New Roman"/>
-          <w:color w:val="auto"/>
-          <w:szCs w:val="24"/>
-        </w:rPr>
-        <w:lastRenderedPageBreak/>
-        <w:t>neutral ENSO conditions were associated with the highest number of extreme rainfall days, indicating that local and Atlantic drivers exert a stronger influence than ENSO alone. Overall, this study provides evidence that extremes are becoming more intense in southern Ghana, strongly modulated by seasonality, and partly influenced by ENSO, thereby underscoring the growing risks of hydrometeorological hazards in the country.</w:t>
-      </w:r>
-    </w:p>
-    <w:p>
-      <w:pPr>
-        <w:pStyle w:val="Heading2"/>
-        <w:spacing w:line="480" w:lineRule="auto"/>
-        <w:jc w:val="both"/>
-        <w:rPr>
-          <w:rFonts w:cs="Times New Roman"/>
-          <w:szCs w:val="24"/>
-        </w:rPr>
-      </w:pPr>
-      <w:bookmarkStart w:id="137" w:name="_Toc209113073"/>
-      <w:r>
-        <w:rPr>
-          <w:rFonts w:cs="Times New Roman"/>
-          <w:szCs w:val="24"/>
-        </w:rPr>
-        <w:t>5.2 RECOMMENDATIONS</w:t>
-      </w:r>
-      <w:bookmarkEnd w:id="137"/>
-    </w:p>
-    <w:p>
-      <w:pPr>
-        <w:spacing w:line="480" w:lineRule="auto"/>
-        <w:jc w:val="both"/>
-        <w:rPr>
-          <w:rFonts w:cs="Times New Roman"/>
-          <w:color w:val="auto"/>
-          <w:szCs w:val="24"/>
-        </w:rPr>
-      </w:pPr>
-      <w:r>
-        <w:rPr>
-          <w:rFonts w:cs="Times New Roman"/>
-          <w:color w:val="auto"/>
-          <w:szCs w:val="24"/>
-        </w:rPr>
-        <w:t>The findings carry important implications for policy, practice, and research. The increasing intensity of extremes along the coast calls for stronger urban flood preparedness, particularly in cities such as Accra and Takoradi where drainage, zoning, and early warning systems are already under pressure. In the forest and savannah zones, agricultural planning would benefit from aligning crop calendars with the observed timing of extremes, particularly the concentration of events during MAM and JJA. Extension services and local advisory programs should integrate seasonal forecasts of extremes to help farmers mitigate crop losses and optimize planting decisions. At the national scale, ENSO monitoring should be incorporated into early-warning frameworks, as anomalies detected in boreal spring may provide several months of lead time before the rainy season. Nonetheless, ENSO signals should be interpreted alongside Atlantic and regional climate indicators, which appear to play a stronger role in modulating Ghana’s rainfall extremes.</w:t>
-      </w:r>
-    </w:p>
-    <w:p>
-      <w:pPr>
-        <w:spacing w:line="480" w:lineRule="auto"/>
-        <w:jc w:val="both"/>
-        <w:rPr>
-          <w:rFonts w:cs="Times New Roman"/>
-          <w:color w:val="auto"/>
-          <w:szCs w:val="24"/>
-        </w:rPr>
-      </w:pPr>
-      <w:r>
-        <w:rPr>
-          <w:rFonts w:cs="Times New Roman"/>
-          <w:color w:val="auto"/>
-          <w:szCs w:val="24"/>
-        </w:rPr>
-        <w:t xml:space="preserve">Future research should seek to integrate multiple large-scale drivers such as the Atlantic Niño, the Atlantic Meridional Mode, and the Sahel heat low in order to better explain interannual and decadal variability in extremes. High-resolution regional climate modeling is also needed to capture the influence of urbanization, land–sea interactions, and orographic effects on rainfall intensity. Finally, linking observed extremes to hydrological and socio-economic impacts would enhance the policy relevance of this work, while extending the analysis with satellite rainfall products and </w:t>
-      </w:r>
-      <w:r>
-        <w:rPr>
-          <w:rFonts w:cs="Times New Roman"/>
-          <w:color w:val="auto"/>
-          <w:szCs w:val="24"/>
-        </w:rPr>
-        <w:lastRenderedPageBreak/>
-        <w:t>downscaling methods would strengthen the robustness of spatial coverage in areas with sparse station data.</w:t>
-      </w:r>
-    </w:p>
-    <w:p>
-      <w:pPr>
-        <w:spacing w:line="480" w:lineRule="auto"/>
-        <w:jc w:val="both"/>
-        <w:rPr>
-          <w:rFonts w:cs="Times New Roman"/>
-          <w:color w:val="auto"/>
-          <w:szCs w:val="24"/>
-        </w:rPr>
-      </w:pPr>
-    </w:p>
-    <w:p>
-      <w:pPr>
-        <w:spacing w:line="480" w:lineRule="auto"/>
-        <w:jc w:val="both"/>
-        <w:rPr>
-          <w:rFonts w:cs="Times New Roman"/>
-          <w:color w:val="auto"/>
-          <w:szCs w:val="24"/>
-        </w:rPr>
-      </w:pPr>
-    </w:p>
-    <w:p>
-      <w:pPr>
-        <w:spacing w:line="480" w:lineRule="auto"/>
-        <w:jc w:val="both"/>
-        <w:rPr>
-          <w:rFonts w:cs="Times New Roman"/>
-          <w:color w:val="auto"/>
-          <w:szCs w:val="24"/>
-        </w:rPr>
-      </w:pPr>
-    </w:p>
-    <w:p>
-      <w:pPr>
-        <w:spacing w:line="480" w:lineRule="auto"/>
-        <w:jc w:val="both"/>
-        <w:rPr>
-          <w:rFonts w:cs="Times New Roman"/>
-          <w:color w:val="auto"/>
-          <w:szCs w:val="24"/>
-        </w:rPr>
-      </w:pPr>
-    </w:p>
-    <w:p>
-      <w:pPr>
-        <w:spacing w:line="480" w:lineRule="auto"/>
-        <w:jc w:val="both"/>
-        <w:rPr>
-          <w:rFonts w:cs="Times New Roman"/>
-          <w:color w:val="auto"/>
-          <w:szCs w:val="24"/>
-        </w:rPr>
-      </w:pPr>
-    </w:p>
-    <w:p>
-      <w:pPr>
-        <w:spacing w:line="480" w:lineRule="auto"/>
-        <w:jc w:val="both"/>
-        <w:rPr>
-          <w:rFonts w:cs="Times New Roman"/>
-          <w:color w:val="auto"/>
-          <w:szCs w:val="24"/>
-        </w:rPr>
-      </w:pPr>
-    </w:p>
-    <w:p>
-      <w:pPr>
-        <w:spacing w:line="480" w:lineRule="auto"/>
-        <w:jc w:val="both"/>
-        <w:rPr>
-          <w:rFonts w:cs="Times New Roman"/>
-          <w:color w:val="auto"/>
-          <w:szCs w:val="24"/>
-        </w:rPr>
-      </w:pPr>
-    </w:p>
-    <w:p>
-      <w:pPr>
-        <w:spacing w:line="480" w:lineRule="auto"/>
-        <w:jc w:val="both"/>
-        <w:rPr>
-          <w:rFonts w:cs="Times New Roman"/>
-          <w:color w:val="auto"/>
-          <w:szCs w:val="24"/>
-        </w:rPr>
-      </w:pPr>
-    </w:p>
-    <w:p>
-      <w:pPr>
-        <w:spacing w:line="480" w:lineRule="auto"/>
-        <w:jc w:val="both"/>
-        <w:rPr>
-          <w:rFonts w:cs="Times New Roman"/>
-          <w:color w:val="auto"/>
-          <w:szCs w:val="24"/>
-        </w:rPr>
-      </w:pPr>
-    </w:p>
-    <w:p>
-      <w:pPr>
-        <w:spacing w:line="480" w:lineRule="auto"/>
-        <w:jc w:val="both"/>
-        <w:rPr>
-          <w:rFonts w:cs="Times New Roman"/>
-          <w:color w:val="auto"/>
-          <w:szCs w:val="24"/>
-        </w:rPr>
-      </w:pPr>
-    </w:p>
-    <w:p>
-      <w:pPr>
-        <w:spacing w:line="480" w:lineRule="auto"/>
-        <w:jc w:val="both"/>
-        <w:rPr>
-          <w:rFonts w:cs="Times New Roman"/>
-          <w:color w:val="auto"/>
-          <w:szCs w:val="24"/>
-        </w:rPr>
-      </w:pPr>
-    </w:p>
-    <w:p>
-      <w:pPr>
-        <w:spacing w:line="480" w:lineRule="auto"/>
-        <w:jc w:val="both"/>
-        <w:rPr>
-          <w:rFonts w:cs="Times New Roman"/>
-          <w:color w:val="auto"/>
-          <w:szCs w:val="24"/>
-        </w:rPr>
-      </w:pPr>
-    </w:p>
-    <w:p>
-      <w:pPr>
-        <w:spacing w:line="480" w:lineRule="auto"/>
-        <w:jc w:val="both"/>
-        <w:rPr>
-          <w:rFonts w:cs="Times New Roman"/>
-          <w:color w:val="auto"/>
-          <w:szCs w:val="24"/>
-        </w:rPr>
-      </w:pPr>
-    </w:p>
-    <w:p>
-      <w:pPr>
-        <w:spacing w:line="480" w:lineRule="auto"/>
-        <w:jc w:val="both"/>
-        <w:rPr>
-          <w:rFonts w:cs="Times New Roman"/>
-          <w:color w:val="auto"/>
-          <w:szCs w:val="24"/>
-        </w:rPr>
-      </w:pPr>
-    </w:p>
-    <w:p>
-      <w:pPr>
-        <w:spacing w:line="480" w:lineRule="auto"/>
-        <w:jc w:val="both"/>
-        <w:rPr>
-          <w:rFonts w:cs="Times New Roman"/>
-          <w:color w:val="auto"/>
-          <w:szCs w:val="24"/>
-        </w:rPr>
-      </w:pPr>
-    </w:p>
-    <w:p>
-      <w:pPr>
-        <w:spacing w:line="480" w:lineRule="auto"/>
-        <w:jc w:val="both"/>
-        <w:rPr>
-          <w:rFonts w:cs="Times New Roman"/>
-          <w:color w:val="auto"/>
-          <w:szCs w:val="24"/>
-        </w:rPr>
-      </w:pPr>
-    </w:p>
-    <w:p>
-      <w:pPr>
-        <w:spacing w:line="480" w:lineRule="auto"/>
-        <w:jc w:val="both"/>
-        <w:rPr>
-          <w:rFonts w:cs="Times New Roman"/>
-          <w:color w:val="auto"/>
-          <w:szCs w:val="24"/>
-        </w:rPr>
-      </w:pPr>
-    </w:p>
-    <w:p>
-      <w:pPr>
-        <w:pStyle w:val="Heading1"/>
-        <w:spacing w:line="480" w:lineRule="auto"/>
-      </w:pPr>
       <w:bookmarkStart w:id="138" w:name="_Toc207384333"/>
-      <w:bookmarkStart w:id="139" w:name="_Toc209113074"/>
-      <w:r>
-        <w:lastRenderedPageBreak/>
+      <w:bookmarkStart w:id="139" w:name="_Toc209133722"/>
+      <w:r>
         <w:t>REFERENCES</w:t>
       </w:r>
       <w:bookmarkEnd w:id="138"/>
@@ -22123,6 +22007,7 @@
           <w:rFonts w:cs="Times New Roman"/>
           <w:szCs w:val="24"/>
         </w:rPr>
+        <w:lastRenderedPageBreak/>
         <w:t xml:space="preserve">Alhaji, U. U., Yusuf, A. S., Edet, C. O., Oche, C. O., &amp; Agbo, E. P. (2018). Trend analysis of temperature in Gombe State using Mann Kendall Trend Test. </w:t>
       </w:r>
       <w:r>
@@ -22251,7 +22136,6 @@
           <w:rFonts w:cs="Times New Roman"/>
           <w:szCs w:val="24"/>
         </w:rPr>
-        <w:lastRenderedPageBreak/>
         <w:t>Amikuzuno</w:t>
       </w:r>
       <w:proofErr w:type="spellEnd"/>
@@ -22658,6 +22542,7 @@
           <w:rFonts w:cs="Times New Roman"/>
           <w:szCs w:val="24"/>
         </w:rPr>
+        <w:lastRenderedPageBreak/>
         <w:t xml:space="preserve">Bai, X., McPhearson, T., Cleugh, H., Nagendra, H., Tong, X., Zhu, T., &amp; Zhu, Y. (2017). Linking Urbanization and the Environment: Conceptual and Empirical advances. </w:t>
       </w:r>
       <w:r>
@@ -22717,7 +22602,6 @@
           <w:rFonts w:cs="Times New Roman"/>
           <w:szCs w:val="24"/>
         </w:rPr>
-        <w:lastRenderedPageBreak/>
         <w:t xml:space="preserve">Baldwin, M. P., </w:t>
       </w:r>
       <w:proofErr w:type="spellStart"/>
@@ -23226,7 +23110,15 @@
           <w:rFonts w:cs="Times New Roman"/>
           <w:szCs w:val="24"/>
         </w:rPr>
-        <w:t xml:space="preserve">, F., Gonzalez, M., Marconi, S., Carrera, D., Nelson, M., </w:t>
+        <w:t xml:space="preserve">, F., Gonzalez, M., Marconi, S., Carrera, D., </w:t>
+      </w:r>
+      <w:r>
+        <w:rPr>
+          <w:rFonts w:cs="Times New Roman"/>
+          <w:szCs w:val="24"/>
+        </w:rPr>
+        <w:lastRenderedPageBreak/>
+        <w:t xml:space="preserve">Nelson, M., </w:t>
       </w:r>
       <w:proofErr w:type="spellStart"/>
       <w:r>
@@ -23285,7 +23177,6 @@
           <w:rFonts w:cs="Times New Roman"/>
           <w:szCs w:val="24"/>
         </w:rPr>
-        <w:lastRenderedPageBreak/>
         <w:t xml:space="preserve">Bhatti, A. S., Wang, G., Ullah, W., Ullah, S., Hagan, D. F. T., Nooni, I. K., Lou, D., &amp; Ullah, I. (2020). Trend in Extreme Precipitation Indices Based on Long Term </w:t>
       </w:r>
       <w:proofErr w:type="gramStart"/>
@@ -23768,7 +23659,7 @@
           <w:iCs/>
           <w:szCs w:val="24"/>
         </w:rPr>
-        <w:t xml:space="preserve">: Synthesis Report. Contribution of Working Groups I, II and III to the Sixth Assessment Report of the Intergovernmental Panel on Climate Change [Core Writing Team, H. </w:t>
+        <w:t xml:space="preserve">: Synthesis Report. Contribution of Working Groups I, II and III to the Sixth </w:t>
       </w:r>
       <w:r>
         <w:rPr>
@@ -23778,7 +23669,7 @@
           <w:szCs w:val="24"/>
         </w:rPr>
         <w:lastRenderedPageBreak/>
-        <w:t>Lee and J. Romero (eds.)]. IPCC, Geneva, Switzerland.</w:t>
+        <w:t>Assessment Report of the Intergovernmental Panel on Climate Change [Core Writing Team, H. Lee and J. Romero (eds.)]. IPCC, Geneva, Switzerland.</w:t>
       </w:r>
       <w:r>
         <w:rPr>
@@ -35316,7 +35207,7 @@
           <w:color w:val="auto"/>
         </w:rPr>
       </w:pPr>
-      <w:bookmarkStart w:id="140" w:name="_Toc209113075"/>
+      <w:bookmarkStart w:id="140" w:name="_Toc209133723"/>
       <w:r>
         <w:rPr>
           <w:rStyle w:val="Hyperlink"/>
@@ -35332,7 +35223,7 @@
         <w:pStyle w:val="Heading2"/>
         <w:spacing w:line="480" w:lineRule="auto"/>
       </w:pPr>
-      <w:bookmarkStart w:id="141" w:name="_Toc209113076"/>
+      <w:bookmarkStart w:id="141" w:name="_Toc209133724"/>
       <w:r>
         <w:t>LIST OF ABBREVIATIONS</w:t>
       </w:r>
@@ -39773,6 +39664,7 @@
   <w:style w:type="character" w:default="1" w:styleId="DefaultParagraphFont">
     <w:name w:val="Default Paragraph Font"/>
     <w:uiPriority w:val="1"/>
+    <w:semiHidden/>
     <w:unhideWhenUsed/>
   </w:style>
   <w:style w:type="table" w:default="1" w:styleId="TableNormal">
